--- a/Guia-Principio-Piramide.docx
+++ b/Guia-Principio-Piramide.docx
@@ -114,6 +114,42 @@
           <w:szCs w:val="22"/>
         </w:rPr>
         <w:t xml:space="preserve">Está pensada para leerse por cuenta propia y también para trabajarse en equipo. La Parte I es el método; la Parte II lo baja a ocho situaciones concretas que se repiten en cualquier área que depende de otras para producir información y de un centro corporativo para decidir; la Parte III es práctica, incluida una agenda de taller si vas a enseñárselo a tu equipo.</w:t>
+      </w:r>
+    </w:p>
+    <w:p>
+      <w:pPr>
+        <w:pStyle w:val="Heading2"/>
+        <w:spacing w:after="120" w:before="260"/>
+      </w:pPr>
+      <w:r>
+        <w:rPr>
+          <w:rFonts w:ascii="Calibri" w:cs="Calibri" w:eastAsia="Calibri" w:hAnsi="Calibri"/>
+          <w:b/>
+          <w:bCs/>
+          <w:color w:val="2E5090"/>
+          <w:sz w:val="24"/>
+          <w:szCs w:val="24"/>
+        </w:rPr>
+        <w:t xml:space="preserve">Sobre los términos en inglés</w:t>
+      </w:r>
+    </w:p>
+    <w:p>
+      <w:pPr>
+        <w:spacing w:after="140" w:before="0" w:line="280"/>
+        <w:jc w:val="both"/>
+      </w:pPr>
+      <w:r>
+        <w:rPr>
+          <w:rFonts w:ascii="Calibri" w:cs="Calibri" w:eastAsia="Calibri" w:hAnsi="Calibri"/>
+          <w:b w:val="false"/>
+          <w:bCs w:val="false"/>
+          <w:i w:val="false"/>
+          <w:iCs w:val="false"/>
+          <w:color w:val="000000"/>
+          <w:sz w:val="22"/>
+          <w:szCs w:val="22"/>
+        </w:rPr>
+        <w:t xml:space="preserve">El método se formuló y se enseña en inglés, y en la mayoría de las organizaciones grandes se conversa en inglés: alguien va a decir "el governing thought" o "ponle un action title" sin traducirlo. Por eso cada concepto aparece con su término original entre paréntesis la primera vez que se usa, y la sección 28 reúne todos en una tabla. Conviene reconocerlos aunque escribas en español.</w:t>
       </w:r>
     </w:p>
     <w:p>
@@ -347,7 +383,7 @@
           <w:sz w:val="21"/>
           <w:szCs w:val="21"/>
         </w:rPr>
-        <w:t xml:space="preserve">9. Deducción e inducción</w:t>
+        <w:t xml:space="preserve">9. Deducción e inducción (deductive and inductive reasoning)</w:t>
       </w:r>
     </w:p>
     <w:p>
@@ -364,7 +400,7 @@
           <w:sz w:val="21"/>
           <w:szCs w:val="21"/>
         </w:rPr>
-        <w:t xml:space="preserve">10. Antes de estructurar: definir bien el problema</w:t>
+        <w:t xml:space="preserve">10. Antes de estructurar: definir bien el problema (problem definition)</w:t>
       </w:r>
     </w:p>
     <w:p>
@@ -466,7 +502,7 @@
           <w:sz w:val="21"/>
           <w:szCs w:val="21"/>
         </w:rPr>
-        <w:t xml:space="preserve">15. Calidad de información cuando el dueño del dato es otro</w:t>
+        <w:t xml:space="preserve">15. Calidad de información cuando el dueño del dato es otro (data quality, data ownership)</w:t>
       </w:r>
     </w:p>
     <w:p>
@@ -500,7 +536,7 @@
           <w:sz w:val="21"/>
           <w:szCs w:val="21"/>
         </w:rPr>
-        <w:t xml:space="preserve">17. Armar un business case para conseguir presupuesto</w:t>
+        <w:t xml:space="preserve">17. Armar un business case para conseguir presupuesto (funding request)</w:t>
       </w:r>
     </w:p>
     <w:p>
@@ -551,7 +587,7 @@
           <w:sz w:val="21"/>
           <w:szCs w:val="21"/>
         </w:rPr>
-        <w:t xml:space="preserve">20. Estructurar un no</w:t>
+        <w:t xml:space="preserve">20. Estructurar un no (saying no)</w:t>
       </w:r>
     </w:p>
     <w:p>
@@ -568,7 +604,7 @@
           <w:sz w:val="21"/>
           <w:szCs w:val="21"/>
         </w:rPr>
-        <w:t xml:space="preserve">21. Traspasar un proyecto o un sistema</w:t>
+        <w:t xml:space="preserve">21. Traspasar un proyecto o un sistema (handover, knowledge transfer)</w:t>
       </w:r>
     </w:p>
     <w:p>
@@ -585,7 +621,7 @@
           <w:sz w:val="21"/>
           <w:szCs w:val="21"/>
         </w:rPr>
-        <w:t xml:space="preserve">22. Explicar un tema técnico de forma aterrizada</w:t>
+        <w:t xml:space="preserve">22. Explicar un tema técnico de forma aterrizada (pitching to a non-technical audience)</w:t>
       </w:r>
     </w:p>
     <w:p>
@@ -704,7 +740,7 @@
           <w:sz w:val="21"/>
           <w:szCs w:val="21"/>
         </w:rPr>
-        <w:t xml:space="preserve">28. Glosario de siglas</w:t>
+        <w:t xml:space="preserve">28. Glosario: los términos en su idioma original</w:t>
       </w:r>
     </w:p>
     <w:p>
@@ -1002,7 +1038,7 @@
           <w:sz w:val="22"/>
           <w:szCs w:val="22"/>
         </w:rPr>
-        <w:t xml:space="preserve">Una pirámide bien construida cumple tres reglas simultáneamente. Las tres se verifican de manera distinta, así que conviene tenerlas separadas.</w:t>
+        <w:t xml:space="preserve">Una pirámide bien construida cumple tres reglas simultáneamente. La idea única del vértice se llama en inglés governing thought o main message: es la afirmación que gobierna todo lo que está debajo. Las tres se verifican de manera distinta, así que conviene tenerlas separadas.</w:t>
       </w:r>
     </w:p>
     <w:p>
@@ -1019,7 +1055,7 @@
           <w:sz w:val="24"/>
           <w:szCs w:val="24"/>
         </w:rPr>
-        <w:t xml:space="preserve">3.1 Regla vertical: cada idea resume las que están debajo</w:t>
+        <w:t xml:space="preserve">3.1 Regla vertical: cada idea resume las que están debajo (vertical relationship)</w:t>
       </w:r>
     </w:p>
     <w:p>
@@ -1110,7 +1146,7 @@
           <w:sz w:val="24"/>
           <w:szCs w:val="24"/>
         </w:rPr>
-        <w:t xml:space="preserve">3.2 Regla horizontal: las ideas de un mismo nivel son del mismo tipo</w:t>
+        <w:t xml:space="preserve">3.2 Regla horizontal: las ideas de un mismo nivel son del mismo tipo (horizontal relationship)</w:t>
       </w:r>
     </w:p>
     <w:p>
@@ -1165,7 +1201,7 @@
           <w:sz w:val="24"/>
           <w:szCs w:val="24"/>
         </w:rPr>
-        <w:t xml:space="preserve">3.3 Regla de orden: el grupo sigue una lógica explícita</w:t>
+        <w:t xml:space="preserve">3.3 Regla de orden: el grupo sigue una lógica explícita (logical order)</w:t>
       </w:r>
     </w:p>
     <w:p>
@@ -1743,7 +1779,7 @@
           <w:sz w:val="22"/>
           <w:szCs w:val="22"/>
         </w:rPr>
-        <w:t xml:space="preserve">Tu conclusión. Es la punta de la pirámide y el primer párrafo sustantivo del documento. Debe ser una afirmación con contenido, no una promesa de contenido.</w:t>
+        <w:t xml:space="preserve">Tu conclusión, la Answer del patrón. Es la punta de la pirámide —el governing thought— y el primer párrafo sustantivo del documento. Debe ser una afirmación con contenido, no una promesa de contenido.</w:t>
       </w:r>
     </w:p>
     <w:p>
@@ -2392,7 +2428,7 @@
           <w:sz w:val="22"/>
           <w:szCs w:val="22"/>
         </w:rPr>
-        <w:t xml:space="preserve">Hay dos formas de llegar a la estructura. Se usan en momentos distintos y ambas son legítimas.</w:t>
+        <w:t xml:space="preserve">Hay dos formas de llegar a la estructura, top-down y bottom-up. Se usan en momentos distintos y ambas son legítimas.</w:t>
       </w:r>
     </w:p>
     <w:p>
@@ -2409,7 +2445,7 @@
           <w:sz w:val="24"/>
           <w:szCs w:val="24"/>
         </w:rPr>
-        <w:t xml:space="preserve">6.1 De arriba hacia abajo (cuando ya sabes la conclusión)</w:t>
+        <w:t xml:space="preserve">6.1 De arriba hacia abajo, top-down (cuando ya sabes la conclusión)</w:t>
       </w:r>
     </w:p>
     <w:p>
@@ -2540,7 +2576,7 @@
           <w:sz w:val="24"/>
           <w:szCs w:val="24"/>
         </w:rPr>
-        <w:t xml:space="preserve">6.2 De abajo hacia arriba (cuando tienes hallazgos sueltos)</w:t>
+        <w:t xml:space="preserve">6.2 De abajo hacia arriba, bottom-up (cuando tienes hallazgos sueltos)</w:t>
       </w:r>
     </w:p>
     <w:p>
@@ -2729,7 +2765,7 @@
           <w:sz w:val="24"/>
           <w:szCs w:val="24"/>
         </w:rPr>
-        <w:t xml:space="preserve">7.1 Orden de proceso (cronológico o causal)</w:t>
+        <w:t xml:space="preserve">7.1 Orden de proceso: cronológico o causal (time order)</w:t>
       </w:r>
     </w:p>
     <w:p>
@@ -2784,7 +2820,7 @@
           <w:sz w:val="24"/>
           <w:szCs w:val="24"/>
         </w:rPr>
-        <w:t xml:space="preserve">7.2 Orden estructural (por partes de un todo)</w:t>
+        <w:t xml:space="preserve">7.2 Orden estructural: por partes de un todo (structural order)</w:t>
       </w:r>
     </w:p>
     <w:p>
@@ -2839,7 +2875,7 @@
           <w:sz w:val="24"/>
           <w:szCs w:val="24"/>
         </w:rPr>
-        <w:t xml:space="preserve">7.3 Orden de grado (por importancia)</w:t>
+        <w:t xml:space="preserve">7.3 Orden de grado: por importancia (degree order o ranking order)</w:t>
       </w:r>
     </w:p>
     <w:p>
@@ -2958,7 +2994,7 @@
           <w:sz w:val="24"/>
           <w:szCs w:val="24"/>
         </w:rPr>
-        <w:t xml:space="preserve">8.1 Aserciones intelectualmente vacías</w:t>
+        <w:t xml:space="preserve">8.1 Aserciones intelectualmente vacías (intellectually blank assertions)</w:t>
       </w:r>
     </w:p>
     <w:p>
@@ -3371,7 +3407,7 @@
           <w:sz w:val="24"/>
           <w:szCs w:val="24"/>
         </w:rPr>
-        <w:t xml:space="preserve">8.3 El test del "¿y qué?"</w:t>
+        <w:t xml:space="preserve">8.3 El test del "¿y qué?" (the So what? test)</w:t>
       </w:r>
     </w:p>
     <w:p>
@@ -3483,7 +3519,7 @@
           <w:sz w:val="30"/>
           <w:szCs w:val="30"/>
         </w:rPr>
-        <w:t xml:space="preserve">9. Deducción e inducción</w:t>
+        <w:t xml:space="preserve">9. Deducción e inducción (deductive and inductive reasoning)</w:t>
       </w:r>
     </w:p>
     <w:p>
@@ -3704,7 +3740,7 @@
           <w:sz w:val="30"/>
           <w:szCs w:val="30"/>
         </w:rPr>
-        <w:t xml:space="preserve">10. Antes de estructurar: definir bien el problema</w:t>
+        <w:t xml:space="preserve">10. Antes de estructurar: definir bien el problema (problem definition)</w:t>
       </w:r>
     </w:p>
     <w:p>
@@ -3797,7 +3833,7 @@
           <w:sz w:val="22"/>
           <w:szCs w:val="22"/>
         </w:rPr>
-        <w:t xml:space="preserve">Evento perturbador: ¿qué cambió?</w:t>
+        <w:t xml:space="preserve">Evento perturbador (disturbing event): ¿qué cambió?</w:t>
       </w:r>
     </w:p>
     <w:p>
@@ -3890,7 +3926,7 @@
           <w:sz w:val="24"/>
           <w:szCs w:val="24"/>
         </w:rPr>
-        <w:t xml:space="preserve">10.2 Árboles de diagnóstico</w:t>
+        <w:t xml:space="preserve">10.2 Árboles de diagnóstico (diagnostic frameworks)</w:t>
       </w:r>
     </w:p>
     <w:p>
@@ -3983,7 +4019,7 @@
           <w:sz w:val="24"/>
           <w:szCs w:val="24"/>
         </w:rPr>
-        <w:t xml:space="preserve">10.3 Árboles de decisión lógica</w:t>
+        <w:t xml:space="preserve">10.3 Árboles de decisión lógica (logic trees)</w:t>
       </w:r>
     </w:p>
     <w:p>
@@ -4058,7 +4094,7 @@
           <w:sz w:val="24"/>
           <w:szCs w:val="24"/>
         </w:rPr>
-        <w:t xml:space="preserve">11.1 Encabezados que son ideas, no temas</w:t>
+        <w:t xml:space="preserve">11.1 Encabezados que son ideas, no temas (message titles)</w:t>
       </w:r>
     </w:p>
     <w:p>
@@ -4113,7 +4149,7 @@
           <w:sz w:val="24"/>
           <w:szCs w:val="24"/>
         </w:rPr>
-        <w:t xml:space="preserve">11.2 Resumen ejecutivo</w:t>
+        <w:t xml:space="preserve">11.2 Resumen ejecutivo (executive summary)</w:t>
       </w:r>
     </w:p>
     <w:p>
@@ -4317,7 +4353,7 @@
           <w:sz w:val="24"/>
           <w:szCs w:val="24"/>
         </w:rPr>
-        <w:t xml:space="preserve">12.1 El título de la lámina es el mensaje</w:t>
+        <w:t xml:space="preserve">12.1 El título de la lámina es el mensaje (action title)</w:t>
       </w:r>
     </w:p>
     <w:p>
@@ -4336,7 +4372,7 @@
           <w:sz w:val="22"/>
           <w:szCs w:val="22"/>
         </w:rPr>
-        <w:t xml:space="preserve">La regla es sencilla y casi nadie la aplica: el título de cada lámina es la conclusión de esa lámina, escrita como oración completa. El contenido de la lámina es la evidencia de ese título.</w:t>
+        <w:t xml:space="preserve">La regla, conocida como action title, es sencilla y casi nadie la aplica: el título de cada lámina es la conclusión de esa lámina, escrita como oración completa. El contenido de la lámina es la evidencia de ese título.</w:t>
       </w:r>
     </w:p>
     <w:p>
@@ -4391,7 +4427,7 @@
           <w:sz w:val="22"/>
           <w:szCs w:val="22"/>
         </w:rPr>
-        <w:t xml:space="preserve">Consecuencia práctica: si lees en voz alta únicamente los títulos de tu presentación, en orden, debe salir un argumento completo y coherente. Ese es el mejor diagnóstico que existe de una baraja. Hazlo antes de cada comité; toma noventa segundos.</w:t>
+        <w:t xml:space="preserve">Consecuencia práctica: si lees en voz alta únicamente los títulos de tu presentación, en orden, debe salir un argumento completo y coherente: eso es lo que en inglés se llama el storyline de la baraja. Ese es el mejor diagnóstico que existe de una baraja. Hazlo antes de cada comité; toma noventa segundos.</w:t>
       </w:r>
     </w:p>
     <w:p>
@@ -5377,7 +5413,7 @@
           <w:sz w:val="30"/>
           <w:szCs w:val="30"/>
         </w:rPr>
-        <w:t xml:space="preserve">15. Calidad de información cuando el dueño del dato es otro</w:t>
+        <w:t xml:space="preserve">15. Calidad de información cuando el dueño del dato es otro (data quality, data ownership)</w:t>
       </w:r>
     </w:p>
     <w:p>
@@ -5692,7 +5728,7 @@
           <w:sz w:val="24"/>
           <w:szCs w:val="24"/>
         </w:rPr>
-        <w:t xml:space="preserve">15.4 La escalera del escalamiento</w:t>
+        <w:t xml:space="preserve">15.4 La escalera del escalamiento (escalation path)</w:t>
       </w:r>
     </w:p>
     <w:p>
@@ -6345,7 +6381,7 @@
           <w:sz w:val="30"/>
           <w:szCs w:val="30"/>
         </w:rPr>
-        <w:t xml:space="preserve">17. Armar un business case para conseguir presupuesto</w:t>
+        <w:t xml:space="preserve">17. Armar un business case para conseguir presupuesto (funding request)</w:t>
       </w:r>
     </w:p>
     <w:p>
@@ -6810,7 +6846,7 @@
           <w:sz w:val="24"/>
           <w:szCs w:val="24"/>
         </w:rPr>
-        <w:t xml:space="preserve">18.2 Conducta, no identidad</w:t>
+        <w:t xml:space="preserve">18.2 Conducta, no identidad (observable behaviour, not traits)</w:t>
       </w:r>
     </w:p>
     <w:p>
@@ -7722,7 +7758,7 @@
           <w:sz w:val="30"/>
           <w:szCs w:val="30"/>
         </w:rPr>
-        <w:t xml:space="preserve">20. Estructurar un no</w:t>
+        <w:t xml:space="preserve">20. Estructurar un no (saying no)</w:t>
       </w:r>
     </w:p>
     <w:p>
@@ -8107,7 +8143,7 @@
           <w:sz w:val="30"/>
           <w:szCs w:val="30"/>
         </w:rPr>
-        <w:t xml:space="preserve">21. Traspasar un proyecto o un sistema</w:t>
+        <w:t xml:space="preserve">21. Traspasar un proyecto o un sistema (handover, knowledge transfer)</w:t>
       </w:r>
     </w:p>
     <w:p>
@@ -8505,7 +8541,7 @@
           <w:sz w:val="30"/>
           <w:szCs w:val="30"/>
         </w:rPr>
-        <w:t xml:space="preserve">22. Explicar un tema técnico de forma aterrizada</w:t>
+        <w:t xml:space="preserve">22. Explicar un tema técnico de forma aterrizada (pitching to a non-technical audience)</w:t>
       </w:r>
     </w:p>
     <w:p>
@@ -11017,7 +11053,43 @@
           <w:sz w:val="30"/>
           <w:szCs w:val="30"/>
         </w:rPr>
-        <w:t xml:space="preserve">28. Glosario de siglas</w:t>
+        <w:t xml:space="preserve">28. Glosario: los términos en su idioma original</w:t>
+      </w:r>
+    </w:p>
+    <w:p>
+      <w:pPr>
+        <w:spacing w:after="140" w:before="0" w:line="280"/>
+        <w:jc w:val="both"/>
+      </w:pPr>
+      <w:r>
+        <w:rPr>
+          <w:rFonts w:ascii="Calibri" w:cs="Calibri" w:eastAsia="Calibri" w:hAnsi="Calibri"/>
+          <w:b w:val="false"/>
+          <w:bCs w:val="false"/>
+          <w:i w:val="false"/>
+          <w:iCs w:val="false"/>
+          <w:color w:val="000000"/>
+          <w:sz w:val="22"/>
+          <w:szCs w:val="22"/>
+        </w:rPr>
+        <w:t xml:space="preserve">El método circula en inglés dentro de organizaciones globales. Esta tabla junta los términos que van a aparecer en una conversación de trabajo, para que se reconozcan sin traducir.</w:t>
+      </w:r>
+    </w:p>
+    <w:p>
+      <w:pPr>
+        <w:pStyle w:val="Heading2"/>
+        <w:spacing w:after="120" w:before="260"/>
+      </w:pPr>
+      <w:r>
+        <w:rPr>
+          <w:rFonts w:ascii="Calibri" w:cs="Calibri" w:eastAsia="Calibri" w:hAnsi="Calibri"/>
+          <w:b/>
+          <w:bCs/>
+          <w:color w:val="2E5090"/>
+          <w:sz w:val="24"/>
+          <w:szCs w:val="24"/>
+        </w:rPr>
+        <w:t xml:space="preserve">Siglas</w:t>
       </w:r>
     </w:p>
     <w:tbl>
@@ -11380,6 +11452,3460 @@
                 <w:szCs w:val="20"/>
               </w:rPr>
               <w:t xml:space="preserve">Convención de escritura: la conclusión en el primer renglón.</w:t>
+            </w:r>
+          </w:p>
+        </w:tc>
+      </w:tr>
+      <w:tr>
+        <w:tc>
+          <w:tcPr>
+            <w:tcW w:type="dxa" w:w="1300"/>
+            <w:shd w:fill="F5F6F8" w:color="auto" w:val="clear"/>
+            <w:tcMar>
+              <w:top w:type="dxa" w:w="90"/>
+              <w:left w:type="dxa" w:w="130"/>
+              <w:bottom w:type="dxa" w:w="90"/>
+              <w:right w:type="dxa" w:w="130"/>
+            </w:tcMar>
+          </w:tcPr>
+          <w:p>
+            <w:pPr>
+              <w:spacing w:after="0" w:line="260"/>
+            </w:pPr>
+            <w:r>
+              <w:rPr>
+                <w:rFonts w:ascii="Calibri" w:cs="Calibri" w:eastAsia="Calibri" w:hAnsi="Calibri"/>
+                <w:b w:val="false"/>
+                <w:bCs w:val="false"/>
+                <w:color w:val="000000"/>
+                <w:sz w:val="20"/>
+                <w:szCs w:val="20"/>
+              </w:rPr>
+              <w:t xml:space="preserve">SCR</w:t>
+            </w:r>
+          </w:p>
+        </w:tc>
+        <w:tc>
+          <w:tcPr>
+            <w:tcW w:type="dxa" w:w="3300"/>
+            <w:shd w:fill="F5F6F8" w:color="auto" w:val="clear"/>
+            <w:tcMar>
+              <w:top w:type="dxa" w:w="90"/>
+              <w:left w:type="dxa" w:w="130"/>
+              <w:bottom w:type="dxa" w:w="90"/>
+              <w:right w:type="dxa" w:w="130"/>
+            </w:tcMar>
+          </w:tcPr>
+          <w:p>
+            <w:pPr>
+              <w:spacing w:after="0" w:line="260"/>
+            </w:pPr>
+            <w:r>
+              <w:rPr>
+                <w:rFonts w:ascii="Calibri" w:cs="Calibri" w:eastAsia="Calibri" w:hAnsi="Calibri"/>
+                <w:b w:val="false"/>
+                <w:bCs w:val="false"/>
+                <w:color w:val="000000"/>
+                <w:sz w:val="20"/>
+                <w:szCs w:val="20"/>
+              </w:rPr>
+              <w:t xml:space="preserve">Situation, Complication, Resolution</w:t>
+            </w:r>
+          </w:p>
+        </w:tc>
+        <w:tc>
+          <w:tcPr>
+            <w:tcW w:type="dxa" w:w="4760"/>
+            <w:shd w:fill="F5F6F8" w:color="auto" w:val="clear"/>
+            <w:tcMar>
+              <w:top w:type="dxa" w:w="90"/>
+              <w:left w:type="dxa" w:w="130"/>
+              <w:bottom w:type="dxa" w:w="90"/>
+              <w:right w:type="dxa" w:w="130"/>
+            </w:tcMar>
+          </w:tcPr>
+          <w:p>
+            <w:pPr>
+              <w:spacing w:after="0" w:line="260"/>
+            </w:pPr>
+            <w:r>
+              <w:rPr>
+                <w:rFonts w:ascii="Calibri" w:cs="Calibri" w:eastAsia="Calibri" w:hAnsi="Calibri"/>
+                <w:b w:val="false"/>
+                <w:bCs w:val="false"/>
+                <w:color w:val="000000"/>
+                <w:sz w:val="20"/>
+                <w:szCs w:val="20"/>
+              </w:rPr>
+              <w:t xml:space="preserve">Variante de tres partes del mismo patrón de introducción.</w:t>
+            </w:r>
+          </w:p>
+        </w:tc>
+      </w:tr>
+    </w:tbl>
+    <w:p>
+      <w:pPr>
+        <w:spacing w:after="200"/>
+      </w:pPr>
+      <w:r>
+        <w:rPr>
+          <w:sz w:val="10"/>
+          <w:szCs w:val="10"/>
+        </w:rPr>
+        <w:t xml:space="preserve"/>
+      </w:r>
+    </w:p>
+    <w:p>
+      <w:pPr>
+        <w:pStyle w:val="Heading2"/>
+        <w:spacing w:after="120" w:before="260"/>
+      </w:pPr>
+      <w:r>
+        <w:rPr>
+          <w:rFonts w:ascii="Calibri" w:cs="Calibri" w:eastAsia="Calibri" w:hAnsi="Calibri"/>
+          <w:b/>
+          <w:bCs/>
+          <w:color w:val="2E5090"/>
+          <w:sz w:val="24"/>
+          <w:szCs w:val="24"/>
+        </w:rPr>
+        <w:t xml:space="preserve">Términos del método</w:t>
+      </w:r>
+    </w:p>
+    <w:tbl>
+      <w:tblPr>
+        <w:tblW w:type="dxa" w:w="9360"/>
+        <w:tblBorders>
+          <w:top w:val="single" w:color="BFBFBF" w:sz="2"/>
+          <w:left w:val="single" w:color="BFBFBF" w:sz="2"/>
+          <w:bottom w:val="single" w:color="BFBFBF" w:sz="2"/>
+          <w:right w:val="single" w:color="BFBFBF" w:sz="2"/>
+          <w:insideH w:val="single" w:color="BFBFBF" w:sz="2"/>
+          <w:insideV w:val="single" w:color="BFBFBF" w:sz="2"/>
+        </w:tblBorders>
+      </w:tblPr>
+      <w:tblGrid>
+        <w:gridCol w:w="1900"/>
+        <w:gridCol w:w="3060"/>
+        <w:gridCol w:w="4400"/>
+      </w:tblGrid>
+      <w:tr>
+        <w:trPr>
+          <w:tblHeader/>
+        </w:trPr>
+        <w:tc>
+          <w:tcPr>
+            <w:tcW w:type="dxa" w:w="1900"/>
+            <w:shd w:fill="1F3864" w:color="auto" w:val="clear"/>
+            <w:tcMar>
+              <w:top w:type="dxa" w:w="90"/>
+              <w:left w:type="dxa" w:w="130"/>
+              <w:bottom w:type="dxa" w:w="90"/>
+              <w:right w:type="dxa" w:w="130"/>
+            </w:tcMar>
+          </w:tcPr>
+          <w:p>
+            <w:pPr>
+              <w:spacing w:after="0" w:line="260"/>
+            </w:pPr>
+            <w:r>
+              <w:rPr>
+                <w:rFonts w:ascii="Calibri" w:cs="Calibri" w:eastAsia="Calibri" w:hAnsi="Calibri"/>
+                <w:b/>
+                <w:bCs/>
+                <w:color w:val="FFFFFF"/>
+                <w:sz w:val="20"/>
+                <w:szCs w:val="20"/>
+              </w:rPr>
+              <w:t xml:space="preserve">En esta guía</w:t>
+            </w:r>
+          </w:p>
+        </w:tc>
+        <w:tc>
+          <w:tcPr>
+            <w:tcW w:type="dxa" w:w="3060"/>
+            <w:shd w:fill="1F3864" w:color="auto" w:val="clear"/>
+            <w:tcMar>
+              <w:top w:type="dxa" w:w="90"/>
+              <w:left w:type="dxa" w:w="130"/>
+              <w:bottom w:type="dxa" w:w="90"/>
+              <w:right w:type="dxa" w:w="130"/>
+            </w:tcMar>
+          </w:tcPr>
+          <w:p>
+            <w:pPr>
+              <w:spacing w:after="0" w:line="260"/>
+            </w:pPr>
+            <w:r>
+              <w:rPr>
+                <w:rFonts w:ascii="Calibri" w:cs="Calibri" w:eastAsia="Calibri" w:hAnsi="Calibri"/>
+                <w:b/>
+                <w:bCs/>
+                <w:color w:val="FFFFFF"/>
+                <w:sz w:val="20"/>
+                <w:szCs w:val="20"/>
+              </w:rPr>
+              <w:t xml:space="preserve">Término original</w:t>
+            </w:r>
+          </w:p>
+        </w:tc>
+        <w:tc>
+          <w:tcPr>
+            <w:tcW w:type="dxa" w:w="4400"/>
+            <w:shd w:fill="1F3864" w:color="auto" w:val="clear"/>
+            <w:tcMar>
+              <w:top w:type="dxa" w:w="90"/>
+              <w:left w:type="dxa" w:w="130"/>
+              <w:bottom w:type="dxa" w:w="90"/>
+              <w:right w:type="dxa" w:w="130"/>
+            </w:tcMar>
+          </w:tcPr>
+          <w:p>
+            <w:pPr>
+              <w:spacing w:after="0" w:line="260"/>
+            </w:pPr>
+            <w:r>
+              <w:rPr>
+                <w:rFonts w:ascii="Calibri" w:cs="Calibri" w:eastAsia="Calibri" w:hAnsi="Calibri"/>
+                <w:b/>
+                <w:bCs/>
+                <w:color w:val="FFFFFF"/>
+                <w:sz w:val="20"/>
+                <w:szCs w:val="20"/>
+              </w:rPr>
+              <w:t xml:space="preserve">Qué nombra</w:t>
+            </w:r>
+          </w:p>
+        </w:tc>
+      </w:tr>
+      <w:tr>
+        <w:tc>
+          <w:tcPr>
+            <w:tcW w:type="dxa" w:w="1900"/>
+            <w:shd w:fill="F5F6F8" w:color="auto" w:val="clear"/>
+            <w:tcMar>
+              <w:top w:type="dxa" w:w="90"/>
+              <w:left w:type="dxa" w:w="130"/>
+              <w:bottom w:type="dxa" w:w="90"/>
+              <w:right w:type="dxa" w:w="130"/>
+            </w:tcMar>
+          </w:tcPr>
+          <w:p>
+            <w:pPr>
+              <w:spacing w:after="0" w:line="260"/>
+            </w:pPr>
+            <w:r>
+              <w:rPr>
+                <w:rFonts w:ascii="Calibri" w:cs="Calibri" w:eastAsia="Calibri" w:hAnsi="Calibri"/>
+                <w:b w:val="false"/>
+                <w:bCs w:val="false"/>
+                <w:color w:val="000000"/>
+                <w:sz w:val="20"/>
+                <w:szCs w:val="20"/>
+              </w:rPr>
+              <w:t xml:space="preserve">Punta de la pirámide</w:t>
+            </w:r>
+          </w:p>
+        </w:tc>
+        <w:tc>
+          <w:tcPr>
+            <w:tcW w:type="dxa" w:w="3060"/>
+            <w:shd w:fill="F5F6F8" w:color="auto" w:val="clear"/>
+            <w:tcMar>
+              <w:top w:type="dxa" w:w="90"/>
+              <w:left w:type="dxa" w:w="130"/>
+              <w:bottom w:type="dxa" w:w="90"/>
+              <w:right w:type="dxa" w:w="130"/>
+            </w:tcMar>
+          </w:tcPr>
+          <w:p>
+            <w:pPr>
+              <w:spacing w:after="0" w:line="260"/>
+            </w:pPr>
+            <w:r>
+              <w:rPr>
+                <w:rFonts w:ascii="Calibri" w:cs="Calibri" w:eastAsia="Calibri" w:hAnsi="Calibri"/>
+                <w:b w:val="false"/>
+                <w:bCs w:val="false"/>
+                <w:color w:val="000000"/>
+                <w:sz w:val="20"/>
+                <w:szCs w:val="20"/>
+              </w:rPr>
+              <w:t xml:space="preserve">Governing thought / main message</w:t>
+            </w:r>
+          </w:p>
+        </w:tc>
+        <w:tc>
+          <w:tcPr>
+            <w:tcW w:type="dxa" w:w="4400"/>
+            <w:shd w:fill="F5F6F8" w:color="auto" w:val="clear"/>
+            <w:tcMar>
+              <w:top w:type="dxa" w:w="90"/>
+              <w:left w:type="dxa" w:w="130"/>
+              <w:bottom w:type="dxa" w:w="90"/>
+              <w:right w:type="dxa" w:w="130"/>
+            </w:tcMar>
+          </w:tcPr>
+          <w:p>
+            <w:pPr>
+              <w:spacing w:after="0" w:line="260"/>
+            </w:pPr>
+            <w:r>
+              <w:rPr>
+                <w:rFonts w:ascii="Calibri" w:cs="Calibri" w:eastAsia="Calibri" w:hAnsi="Calibri"/>
+                <w:b w:val="false"/>
+                <w:bCs w:val="false"/>
+                <w:color w:val="000000"/>
+                <w:sz w:val="20"/>
+                <w:szCs w:val="20"/>
+              </w:rPr>
+              <w:t xml:space="preserve">La afirmación única que gobierna todo el documento.</w:t>
+            </w:r>
+          </w:p>
+        </w:tc>
+      </w:tr>
+      <w:tr>
+        <w:tc>
+          <w:tcPr>
+            <w:tcW w:type="dxa" w:w="1900"/>
+            <w:shd w:fill="F5F6F8" w:color="auto" w:val="clear"/>
+            <w:tcMar>
+              <w:top w:type="dxa" w:w="90"/>
+              <w:left w:type="dxa" w:w="130"/>
+              <w:bottom w:type="dxa" w:w="90"/>
+              <w:right w:type="dxa" w:w="130"/>
+            </w:tcMar>
+          </w:tcPr>
+          <w:p>
+            <w:pPr>
+              <w:spacing w:after="0" w:line="260"/>
+            </w:pPr>
+            <w:r>
+              <w:rPr>
+                <w:rFonts w:ascii="Calibri" w:cs="Calibri" w:eastAsia="Calibri" w:hAnsi="Calibri"/>
+                <w:b w:val="false"/>
+                <w:bCs w:val="false"/>
+                <w:color w:val="000000"/>
+                <w:sz w:val="20"/>
+                <w:szCs w:val="20"/>
+              </w:rPr>
+              <w:t xml:space="preserve">Idea de resumen</w:t>
+            </w:r>
+          </w:p>
+        </w:tc>
+        <w:tc>
+          <w:tcPr>
+            <w:tcW w:type="dxa" w:w="3060"/>
+            <w:shd w:fill="F5F6F8" w:color="auto" w:val="clear"/>
+            <w:tcMar>
+              <w:top w:type="dxa" w:w="90"/>
+              <w:left w:type="dxa" w:w="130"/>
+              <w:bottom w:type="dxa" w:w="90"/>
+              <w:right w:type="dxa" w:w="130"/>
+            </w:tcMar>
+          </w:tcPr>
+          <w:p>
+            <w:pPr>
+              <w:spacing w:after="0" w:line="260"/>
+            </w:pPr>
+            <w:r>
+              <w:rPr>
+                <w:rFonts w:ascii="Calibri" w:cs="Calibri" w:eastAsia="Calibri" w:hAnsi="Calibri"/>
+                <w:b w:val="false"/>
+                <w:bCs w:val="false"/>
+                <w:color w:val="000000"/>
+                <w:sz w:val="20"/>
+                <w:szCs w:val="20"/>
+              </w:rPr>
+              <w:t xml:space="preserve">Summary statement</w:t>
+            </w:r>
+          </w:p>
+        </w:tc>
+        <w:tc>
+          <w:tcPr>
+            <w:tcW w:type="dxa" w:w="4400"/>
+            <w:shd w:fill="F5F6F8" w:color="auto" w:val="clear"/>
+            <w:tcMar>
+              <w:top w:type="dxa" w:w="90"/>
+              <w:left w:type="dxa" w:w="130"/>
+              <w:bottom w:type="dxa" w:w="90"/>
+              <w:right w:type="dxa" w:w="130"/>
+            </w:tcMar>
+          </w:tcPr>
+          <w:p>
+            <w:pPr>
+              <w:spacing w:after="0" w:line="260"/>
+            </w:pPr>
+            <w:r>
+              <w:rPr>
+                <w:rFonts w:ascii="Calibri" w:cs="Calibri" w:eastAsia="Calibri" w:hAnsi="Calibri"/>
+                <w:b w:val="false"/>
+                <w:bCs w:val="false"/>
+                <w:color w:val="000000"/>
+                <w:sz w:val="20"/>
+                <w:szCs w:val="20"/>
+              </w:rPr>
+              <w:t xml:space="preserve">La frase que resume un grupo de ideas y sube un nivel.</w:t>
+            </w:r>
+          </w:p>
+        </w:tc>
+      </w:tr>
+      <w:tr>
+        <w:tc>
+          <w:tcPr>
+            <w:tcW w:type="dxa" w:w="1900"/>
+            <w:shd w:fill="F5F6F8" w:color="auto" w:val="clear"/>
+            <w:tcMar>
+              <w:top w:type="dxa" w:w="90"/>
+              <w:left w:type="dxa" w:w="130"/>
+              <w:bottom w:type="dxa" w:w="90"/>
+              <w:right w:type="dxa" w:w="130"/>
+            </w:tcMar>
+          </w:tcPr>
+          <w:p>
+            <w:pPr>
+              <w:spacing w:after="0" w:line="260"/>
+            </w:pPr>
+            <w:r>
+              <w:rPr>
+                <w:rFonts w:ascii="Calibri" w:cs="Calibri" w:eastAsia="Calibri" w:hAnsi="Calibri"/>
+                <w:b w:val="false"/>
+                <w:bCs w:val="false"/>
+                <w:color w:val="000000"/>
+                <w:sz w:val="20"/>
+                <w:szCs w:val="20"/>
+              </w:rPr>
+              <w:t xml:space="preserve">Regla vertical</w:t>
+            </w:r>
+          </w:p>
+        </w:tc>
+        <w:tc>
+          <w:tcPr>
+            <w:tcW w:type="dxa" w:w="3060"/>
+            <w:shd w:fill="F5F6F8" w:color="auto" w:val="clear"/>
+            <w:tcMar>
+              <w:top w:type="dxa" w:w="90"/>
+              <w:left w:type="dxa" w:w="130"/>
+              <w:bottom w:type="dxa" w:w="90"/>
+              <w:right w:type="dxa" w:w="130"/>
+            </w:tcMar>
+          </w:tcPr>
+          <w:p>
+            <w:pPr>
+              <w:spacing w:after="0" w:line="260"/>
+            </w:pPr>
+            <w:r>
+              <w:rPr>
+                <w:rFonts w:ascii="Calibri" w:cs="Calibri" w:eastAsia="Calibri" w:hAnsi="Calibri"/>
+                <w:b w:val="false"/>
+                <w:bCs w:val="false"/>
+                <w:color w:val="000000"/>
+                <w:sz w:val="20"/>
+                <w:szCs w:val="20"/>
+              </w:rPr>
+              <w:t xml:space="preserve">Vertical relationship</w:t>
+            </w:r>
+          </w:p>
+        </w:tc>
+        <w:tc>
+          <w:tcPr>
+            <w:tcW w:type="dxa" w:w="4400"/>
+            <w:shd w:fill="F5F6F8" w:color="auto" w:val="clear"/>
+            <w:tcMar>
+              <w:top w:type="dxa" w:w="90"/>
+              <w:left w:type="dxa" w:w="130"/>
+              <w:bottom w:type="dxa" w:w="90"/>
+              <w:right w:type="dxa" w:w="130"/>
+            </w:tcMar>
+          </w:tcPr>
+          <w:p>
+            <w:pPr>
+              <w:spacing w:after="0" w:line="260"/>
+            </w:pPr>
+            <w:r>
+              <w:rPr>
+                <w:rFonts w:ascii="Calibri" w:cs="Calibri" w:eastAsia="Calibri" w:hAnsi="Calibri"/>
+                <w:b w:val="false"/>
+                <w:bCs w:val="false"/>
+                <w:color w:val="000000"/>
+                <w:sz w:val="20"/>
+                <w:szCs w:val="20"/>
+              </w:rPr>
+              <w:t xml:space="preserve">Cada idea responde la pregunta que provoca la de arriba.</w:t>
+            </w:r>
+          </w:p>
+        </w:tc>
+      </w:tr>
+      <w:tr>
+        <w:tc>
+          <w:tcPr>
+            <w:tcW w:type="dxa" w:w="1900"/>
+            <w:shd w:fill="F5F6F8" w:color="auto" w:val="clear"/>
+            <w:tcMar>
+              <w:top w:type="dxa" w:w="90"/>
+              <w:left w:type="dxa" w:w="130"/>
+              <w:bottom w:type="dxa" w:w="90"/>
+              <w:right w:type="dxa" w:w="130"/>
+            </w:tcMar>
+          </w:tcPr>
+          <w:p>
+            <w:pPr>
+              <w:spacing w:after="0" w:line="260"/>
+            </w:pPr>
+            <w:r>
+              <w:rPr>
+                <w:rFonts w:ascii="Calibri" w:cs="Calibri" w:eastAsia="Calibri" w:hAnsi="Calibri"/>
+                <w:b w:val="false"/>
+                <w:bCs w:val="false"/>
+                <w:color w:val="000000"/>
+                <w:sz w:val="20"/>
+                <w:szCs w:val="20"/>
+              </w:rPr>
+              <w:t xml:space="preserve">Regla horizontal</w:t>
+            </w:r>
+          </w:p>
+        </w:tc>
+        <w:tc>
+          <w:tcPr>
+            <w:tcW w:type="dxa" w:w="3060"/>
+            <w:shd w:fill="F5F6F8" w:color="auto" w:val="clear"/>
+            <w:tcMar>
+              <w:top w:type="dxa" w:w="90"/>
+              <w:left w:type="dxa" w:w="130"/>
+              <w:bottom w:type="dxa" w:w="90"/>
+              <w:right w:type="dxa" w:w="130"/>
+            </w:tcMar>
+          </w:tcPr>
+          <w:p>
+            <w:pPr>
+              <w:spacing w:after="0" w:line="260"/>
+            </w:pPr>
+            <w:r>
+              <w:rPr>
+                <w:rFonts w:ascii="Calibri" w:cs="Calibri" w:eastAsia="Calibri" w:hAnsi="Calibri"/>
+                <w:b w:val="false"/>
+                <w:bCs w:val="false"/>
+                <w:color w:val="000000"/>
+                <w:sz w:val="20"/>
+                <w:szCs w:val="20"/>
+              </w:rPr>
+              <w:t xml:space="preserve">Horizontal relationship</w:t>
+            </w:r>
+          </w:p>
+        </w:tc>
+        <w:tc>
+          <w:tcPr>
+            <w:tcW w:type="dxa" w:w="4400"/>
+            <w:shd w:fill="F5F6F8" w:color="auto" w:val="clear"/>
+            <w:tcMar>
+              <w:top w:type="dxa" w:w="90"/>
+              <w:left w:type="dxa" w:w="130"/>
+              <w:bottom w:type="dxa" w:w="90"/>
+              <w:right w:type="dxa" w:w="130"/>
+            </w:tcMar>
+          </w:tcPr>
+          <w:p>
+            <w:pPr>
+              <w:spacing w:after="0" w:line="260"/>
+            </w:pPr>
+            <w:r>
+              <w:rPr>
+                <w:rFonts w:ascii="Calibri" w:cs="Calibri" w:eastAsia="Calibri" w:hAnsi="Calibri"/>
+                <w:b w:val="false"/>
+                <w:bCs w:val="false"/>
+                <w:color w:val="000000"/>
+                <w:sz w:val="20"/>
+                <w:szCs w:val="20"/>
+              </w:rPr>
+              <w:t xml:space="preserve">Las ideas de un mismo nivel son del mismo tipo lógico.</w:t>
+            </w:r>
+          </w:p>
+        </w:tc>
+      </w:tr>
+      <w:tr>
+        <w:tc>
+          <w:tcPr>
+            <w:tcW w:type="dxa" w:w="1900"/>
+            <w:shd w:fill="F5F6F8" w:color="auto" w:val="clear"/>
+            <w:tcMar>
+              <w:top w:type="dxa" w:w="90"/>
+              <w:left w:type="dxa" w:w="130"/>
+              <w:bottom w:type="dxa" w:w="90"/>
+              <w:right w:type="dxa" w:w="130"/>
+            </w:tcMar>
+          </w:tcPr>
+          <w:p>
+            <w:pPr>
+              <w:spacing w:after="0" w:line="260"/>
+            </w:pPr>
+            <w:r>
+              <w:rPr>
+                <w:rFonts w:ascii="Calibri" w:cs="Calibri" w:eastAsia="Calibri" w:hAnsi="Calibri"/>
+                <w:b w:val="false"/>
+                <w:bCs w:val="false"/>
+                <w:color w:val="000000"/>
+                <w:sz w:val="20"/>
+                <w:szCs w:val="20"/>
+              </w:rPr>
+              <w:t xml:space="preserve">De arriba hacia abajo</w:t>
+            </w:r>
+          </w:p>
+        </w:tc>
+        <w:tc>
+          <w:tcPr>
+            <w:tcW w:type="dxa" w:w="3060"/>
+            <w:shd w:fill="F5F6F8" w:color="auto" w:val="clear"/>
+            <w:tcMar>
+              <w:top w:type="dxa" w:w="90"/>
+              <w:left w:type="dxa" w:w="130"/>
+              <w:bottom w:type="dxa" w:w="90"/>
+              <w:right w:type="dxa" w:w="130"/>
+            </w:tcMar>
+          </w:tcPr>
+          <w:p>
+            <w:pPr>
+              <w:spacing w:after="0" w:line="260"/>
+            </w:pPr>
+            <w:r>
+              <w:rPr>
+                <w:rFonts w:ascii="Calibri" w:cs="Calibri" w:eastAsia="Calibri" w:hAnsi="Calibri"/>
+                <w:b w:val="false"/>
+                <w:bCs w:val="false"/>
+                <w:color w:val="000000"/>
+                <w:sz w:val="20"/>
+                <w:szCs w:val="20"/>
+              </w:rPr>
+              <w:t xml:space="preserve">Top-down</w:t>
+            </w:r>
+          </w:p>
+        </w:tc>
+        <w:tc>
+          <w:tcPr>
+            <w:tcW w:type="dxa" w:w="4400"/>
+            <w:shd w:fill="F5F6F8" w:color="auto" w:val="clear"/>
+            <w:tcMar>
+              <w:top w:type="dxa" w:w="90"/>
+              <w:left w:type="dxa" w:w="130"/>
+              <w:bottom w:type="dxa" w:w="90"/>
+              <w:right w:type="dxa" w:w="130"/>
+            </w:tcMar>
+          </w:tcPr>
+          <w:p>
+            <w:pPr>
+              <w:spacing w:after="0" w:line="260"/>
+            </w:pPr>
+            <w:r>
+              <w:rPr>
+                <w:rFonts w:ascii="Calibri" w:cs="Calibri" w:eastAsia="Calibri" w:hAnsi="Calibri"/>
+                <w:b w:val="false"/>
+                <w:bCs w:val="false"/>
+                <w:color w:val="000000"/>
+                <w:sz w:val="20"/>
+                <w:szCs w:val="20"/>
+              </w:rPr>
+              <w:t xml:space="preserve">Construir desde la conclusión, cuando ya la tienes.</w:t>
+            </w:r>
+          </w:p>
+        </w:tc>
+      </w:tr>
+      <w:tr>
+        <w:tc>
+          <w:tcPr>
+            <w:tcW w:type="dxa" w:w="1900"/>
+            <w:shd w:fill="F5F6F8" w:color="auto" w:val="clear"/>
+            <w:tcMar>
+              <w:top w:type="dxa" w:w="90"/>
+              <w:left w:type="dxa" w:w="130"/>
+              <w:bottom w:type="dxa" w:w="90"/>
+              <w:right w:type="dxa" w:w="130"/>
+            </w:tcMar>
+          </w:tcPr>
+          <w:p>
+            <w:pPr>
+              <w:spacing w:after="0" w:line="260"/>
+            </w:pPr>
+            <w:r>
+              <w:rPr>
+                <w:rFonts w:ascii="Calibri" w:cs="Calibri" w:eastAsia="Calibri" w:hAnsi="Calibri"/>
+                <w:b w:val="false"/>
+                <w:bCs w:val="false"/>
+                <w:color w:val="000000"/>
+                <w:sz w:val="20"/>
+                <w:szCs w:val="20"/>
+              </w:rPr>
+              <w:t xml:space="preserve">De abajo hacia arriba</w:t>
+            </w:r>
+          </w:p>
+        </w:tc>
+        <w:tc>
+          <w:tcPr>
+            <w:tcW w:type="dxa" w:w="3060"/>
+            <w:shd w:fill="F5F6F8" w:color="auto" w:val="clear"/>
+            <w:tcMar>
+              <w:top w:type="dxa" w:w="90"/>
+              <w:left w:type="dxa" w:w="130"/>
+              <w:bottom w:type="dxa" w:w="90"/>
+              <w:right w:type="dxa" w:w="130"/>
+            </w:tcMar>
+          </w:tcPr>
+          <w:p>
+            <w:pPr>
+              <w:spacing w:after="0" w:line="260"/>
+            </w:pPr>
+            <w:r>
+              <w:rPr>
+                <w:rFonts w:ascii="Calibri" w:cs="Calibri" w:eastAsia="Calibri" w:hAnsi="Calibri"/>
+                <w:b w:val="false"/>
+                <w:bCs w:val="false"/>
+                <w:color w:val="000000"/>
+                <w:sz w:val="20"/>
+                <w:szCs w:val="20"/>
+              </w:rPr>
+              <w:t xml:space="preserve">Bottom-up</w:t>
+            </w:r>
+          </w:p>
+        </w:tc>
+        <w:tc>
+          <w:tcPr>
+            <w:tcW w:type="dxa" w:w="4400"/>
+            <w:shd w:fill="F5F6F8" w:color="auto" w:val="clear"/>
+            <w:tcMar>
+              <w:top w:type="dxa" w:w="90"/>
+              <w:left w:type="dxa" w:w="130"/>
+              <w:bottom w:type="dxa" w:w="90"/>
+              <w:right w:type="dxa" w:w="130"/>
+            </w:tcMar>
+          </w:tcPr>
+          <w:p>
+            <w:pPr>
+              <w:spacing w:after="0" w:line="260"/>
+            </w:pPr>
+            <w:r>
+              <w:rPr>
+                <w:rFonts w:ascii="Calibri" w:cs="Calibri" w:eastAsia="Calibri" w:hAnsi="Calibri"/>
+                <w:b w:val="false"/>
+                <w:bCs w:val="false"/>
+                <w:color w:val="000000"/>
+                <w:sz w:val="20"/>
+                <w:szCs w:val="20"/>
+              </w:rPr>
+              <w:t xml:space="preserve">Construir agrupando hallazgos sueltos hasta llegar a la conclusión.</w:t>
+            </w:r>
+          </w:p>
+        </w:tc>
+      </w:tr>
+      <w:tr>
+        <w:tc>
+          <w:tcPr>
+            <w:tcW w:type="dxa" w:w="1900"/>
+            <w:shd w:fill="F5F6F8" w:color="auto" w:val="clear"/>
+            <w:tcMar>
+              <w:top w:type="dxa" w:w="90"/>
+              <w:left w:type="dxa" w:w="130"/>
+              <w:bottom w:type="dxa" w:w="90"/>
+              <w:right w:type="dxa" w:w="130"/>
+            </w:tcMar>
+          </w:tcPr>
+          <w:p>
+            <w:pPr>
+              <w:spacing w:after="0" w:line="260"/>
+            </w:pPr>
+            <w:r>
+              <w:rPr>
+                <w:rFonts w:ascii="Calibri" w:cs="Calibri" w:eastAsia="Calibri" w:hAnsi="Calibri"/>
+                <w:b w:val="false"/>
+                <w:bCs w:val="false"/>
+                <w:color w:val="000000"/>
+                <w:sz w:val="20"/>
+                <w:szCs w:val="20"/>
+              </w:rPr>
+              <w:t xml:space="preserve">Orden de proceso</w:t>
+            </w:r>
+          </w:p>
+        </w:tc>
+        <w:tc>
+          <w:tcPr>
+            <w:tcW w:type="dxa" w:w="3060"/>
+            <w:shd w:fill="F5F6F8" w:color="auto" w:val="clear"/>
+            <w:tcMar>
+              <w:top w:type="dxa" w:w="90"/>
+              <w:left w:type="dxa" w:w="130"/>
+              <w:bottom w:type="dxa" w:w="90"/>
+              <w:right w:type="dxa" w:w="130"/>
+            </w:tcMar>
+          </w:tcPr>
+          <w:p>
+            <w:pPr>
+              <w:spacing w:after="0" w:line="260"/>
+            </w:pPr>
+            <w:r>
+              <w:rPr>
+                <w:rFonts w:ascii="Calibri" w:cs="Calibri" w:eastAsia="Calibri" w:hAnsi="Calibri"/>
+                <w:b w:val="false"/>
+                <w:bCs w:val="false"/>
+                <w:color w:val="000000"/>
+                <w:sz w:val="20"/>
+                <w:szCs w:val="20"/>
+              </w:rPr>
+              <w:t xml:space="preserve">Time order</w:t>
+            </w:r>
+          </w:p>
+        </w:tc>
+        <w:tc>
+          <w:tcPr>
+            <w:tcW w:type="dxa" w:w="4400"/>
+            <w:shd w:fill="F5F6F8" w:color="auto" w:val="clear"/>
+            <w:tcMar>
+              <w:top w:type="dxa" w:w="90"/>
+              <w:left w:type="dxa" w:w="130"/>
+              <w:bottom w:type="dxa" w:w="90"/>
+              <w:right w:type="dxa" w:w="130"/>
+            </w:tcMar>
+          </w:tcPr>
+          <w:p>
+            <w:pPr>
+              <w:spacing w:after="0" w:line="260"/>
+            </w:pPr>
+            <w:r>
+              <w:rPr>
+                <w:rFonts w:ascii="Calibri" w:cs="Calibri" w:eastAsia="Calibri" w:hAnsi="Calibri"/>
+                <w:b w:val="false"/>
+                <w:bCs w:val="false"/>
+                <w:color w:val="000000"/>
+                <w:sz w:val="20"/>
+                <w:szCs w:val="20"/>
+              </w:rPr>
+              <w:t xml:space="preserve">Los elementos son pasos o causas encadenadas.</w:t>
+            </w:r>
+          </w:p>
+        </w:tc>
+      </w:tr>
+      <w:tr>
+        <w:tc>
+          <w:tcPr>
+            <w:tcW w:type="dxa" w:w="1900"/>
+            <w:shd w:fill="F5F6F8" w:color="auto" w:val="clear"/>
+            <w:tcMar>
+              <w:top w:type="dxa" w:w="90"/>
+              <w:left w:type="dxa" w:w="130"/>
+              <w:bottom w:type="dxa" w:w="90"/>
+              <w:right w:type="dxa" w:w="130"/>
+            </w:tcMar>
+          </w:tcPr>
+          <w:p>
+            <w:pPr>
+              <w:spacing w:after="0" w:line="260"/>
+            </w:pPr>
+            <w:r>
+              <w:rPr>
+                <w:rFonts w:ascii="Calibri" w:cs="Calibri" w:eastAsia="Calibri" w:hAnsi="Calibri"/>
+                <w:b w:val="false"/>
+                <w:bCs w:val="false"/>
+                <w:color w:val="000000"/>
+                <w:sz w:val="20"/>
+                <w:szCs w:val="20"/>
+              </w:rPr>
+              <w:t xml:space="preserve">Orden estructural</w:t>
+            </w:r>
+          </w:p>
+        </w:tc>
+        <w:tc>
+          <w:tcPr>
+            <w:tcW w:type="dxa" w:w="3060"/>
+            <w:shd w:fill="F5F6F8" w:color="auto" w:val="clear"/>
+            <w:tcMar>
+              <w:top w:type="dxa" w:w="90"/>
+              <w:left w:type="dxa" w:w="130"/>
+              <w:bottom w:type="dxa" w:w="90"/>
+              <w:right w:type="dxa" w:w="130"/>
+            </w:tcMar>
+          </w:tcPr>
+          <w:p>
+            <w:pPr>
+              <w:spacing w:after="0" w:line="260"/>
+            </w:pPr>
+            <w:r>
+              <w:rPr>
+                <w:rFonts w:ascii="Calibri" w:cs="Calibri" w:eastAsia="Calibri" w:hAnsi="Calibri"/>
+                <w:b w:val="false"/>
+                <w:bCs w:val="false"/>
+                <w:color w:val="000000"/>
+                <w:sz w:val="20"/>
+                <w:szCs w:val="20"/>
+              </w:rPr>
+              <w:t xml:space="preserve">Structural order</w:t>
+            </w:r>
+          </w:p>
+        </w:tc>
+        <w:tc>
+          <w:tcPr>
+            <w:tcW w:type="dxa" w:w="4400"/>
+            <w:shd w:fill="F5F6F8" w:color="auto" w:val="clear"/>
+            <w:tcMar>
+              <w:top w:type="dxa" w:w="90"/>
+              <w:left w:type="dxa" w:w="130"/>
+              <w:bottom w:type="dxa" w:w="90"/>
+              <w:right w:type="dxa" w:w="130"/>
+            </w:tcMar>
+          </w:tcPr>
+          <w:p>
+            <w:pPr>
+              <w:spacing w:after="0" w:line="260"/>
+            </w:pPr>
+            <w:r>
+              <w:rPr>
+                <w:rFonts w:ascii="Calibri" w:cs="Calibri" w:eastAsia="Calibri" w:hAnsi="Calibri"/>
+                <w:b w:val="false"/>
+                <w:bCs w:val="false"/>
+                <w:color w:val="000000"/>
+                <w:sz w:val="20"/>
+                <w:szCs w:val="20"/>
+              </w:rPr>
+              <w:t xml:space="preserve">Los elementos son partes de un todo.</w:t>
+            </w:r>
+          </w:p>
+        </w:tc>
+      </w:tr>
+      <w:tr>
+        <w:tc>
+          <w:tcPr>
+            <w:tcW w:type="dxa" w:w="1900"/>
+            <w:shd w:fill="F5F6F8" w:color="auto" w:val="clear"/>
+            <w:tcMar>
+              <w:top w:type="dxa" w:w="90"/>
+              <w:left w:type="dxa" w:w="130"/>
+              <w:bottom w:type="dxa" w:w="90"/>
+              <w:right w:type="dxa" w:w="130"/>
+            </w:tcMar>
+          </w:tcPr>
+          <w:p>
+            <w:pPr>
+              <w:spacing w:after="0" w:line="260"/>
+            </w:pPr>
+            <w:r>
+              <w:rPr>
+                <w:rFonts w:ascii="Calibri" w:cs="Calibri" w:eastAsia="Calibri" w:hAnsi="Calibri"/>
+                <w:b w:val="false"/>
+                <w:bCs w:val="false"/>
+                <w:color w:val="000000"/>
+                <w:sz w:val="20"/>
+                <w:szCs w:val="20"/>
+              </w:rPr>
+              <w:t xml:space="preserve">Orden de grado</w:t>
+            </w:r>
+          </w:p>
+        </w:tc>
+        <w:tc>
+          <w:tcPr>
+            <w:tcW w:type="dxa" w:w="3060"/>
+            <w:shd w:fill="F5F6F8" w:color="auto" w:val="clear"/>
+            <w:tcMar>
+              <w:top w:type="dxa" w:w="90"/>
+              <w:left w:type="dxa" w:w="130"/>
+              <w:bottom w:type="dxa" w:w="90"/>
+              <w:right w:type="dxa" w:w="130"/>
+            </w:tcMar>
+          </w:tcPr>
+          <w:p>
+            <w:pPr>
+              <w:spacing w:after="0" w:line="260"/>
+            </w:pPr>
+            <w:r>
+              <w:rPr>
+                <w:rFonts w:ascii="Calibri" w:cs="Calibri" w:eastAsia="Calibri" w:hAnsi="Calibri"/>
+                <w:b w:val="false"/>
+                <w:bCs w:val="false"/>
+                <w:color w:val="000000"/>
+                <w:sz w:val="20"/>
+                <w:szCs w:val="20"/>
+              </w:rPr>
+              <w:t xml:space="preserve">Degree order / ranking order</w:t>
+            </w:r>
+          </w:p>
+        </w:tc>
+        <w:tc>
+          <w:tcPr>
+            <w:tcW w:type="dxa" w:w="4400"/>
+            <w:shd w:fill="F5F6F8" w:color="auto" w:val="clear"/>
+            <w:tcMar>
+              <w:top w:type="dxa" w:w="90"/>
+              <w:left w:type="dxa" w:w="130"/>
+              <w:bottom w:type="dxa" w:w="90"/>
+              <w:right w:type="dxa" w:w="130"/>
+            </w:tcMar>
+          </w:tcPr>
+          <w:p>
+            <w:pPr>
+              <w:spacing w:after="0" w:line="260"/>
+            </w:pPr>
+            <w:r>
+              <w:rPr>
+                <w:rFonts w:ascii="Calibri" w:cs="Calibri" w:eastAsia="Calibri" w:hAnsi="Calibri"/>
+                <w:b w:val="false"/>
+                <w:bCs w:val="false"/>
+                <w:color w:val="000000"/>
+                <w:sz w:val="20"/>
+                <w:szCs w:val="20"/>
+              </w:rPr>
+              <w:t xml:space="preserve">Los elementos se ordenan por importancia o magnitud.</w:t>
+            </w:r>
+          </w:p>
+        </w:tc>
+      </w:tr>
+      <w:tr>
+        <w:tc>
+          <w:tcPr>
+            <w:tcW w:type="dxa" w:w="1900"/>
+            <w:shd w:fill="F5F6F8" w:color="auto" w:val="clear"/>
+            <w:tcMar>
+              <w:top w:type="dxa" w:w="90"/>
+              <w:left w:type="dxa" w:w="130"/>
+              <w:bottom w:type="dxa" w:w="90"/>
+              <w:right w:type="dxa" w:w="130"/>
+            </w:tcMar>
+          </w:tcPr>
+          <w:p>
+            <w:pPr>
+              <w:spacing w:after="0" w:line="260"/>
+            </w:pPr>
+            <w:r>
+              <w:rPr>
+                <w:rFonts w:ascii="Calibri" w:cs="Calibri" w:eastAsia="Calibri" w:hAnsi="Calibri"/>
+                <w:b w:val="false"/>
+                <w:bCs w:val="false"/>
+                <w:color w:val="000000"/>
+                <w:sz w:val="20"/>
+                <w:szCs w:val="20"/>
+              </w:rPr>
+              <w:t xml:space="preserve">Aserción vacía</w:t>
+            </w:r>
+          </w:p>
+        </w:tc>
+        <w:tc>
+          <w:tcPr>
+            <w:tcW w:type="dxa" w:w="3060"/>
+            <w:shd w:fill="F5F6F8" w:color="auto" w:val="clear"/>
+            <w:tcMar>
+              <w:top w:type="dxa" w:w="90"/>
+              <w:left w:type="dxa" w:w="130"/>
+              <w:bottom w:type="dxa" w:w="90"/>
+              <w:right w:type="dxa" w:w="130"/>
+            </w:tcMar>
+          </w:tcPr>
+          <w:p>
+            <w:pPr>
+              <w:spacing w:after="0" w:line="260"/>
+            </w:pPr>
+            <w:r>
+              <w:rPr>
+                <w:rFonts w:ascii="Calibri" w:cs="Calibri" w:eastAsia="Calibri" w:hAnsi="Calibri"/>
+                <w:b w:val="false"/>
+                <w:bCs w:val="false"/>
+                <w:color w:val="000000"/>
+                <w:sz w:val="20"/>
+                <w:szCs w:val="20"/>
+              </w:rPr>
+              <w:t xml:space="preserve">Intellectually blank assertion</w:t>
+            </w:r>
+          </w:p>
+        </w:tc>
+        <w:tc>
+          <w:tcPr>
+            <w:tcW w:type="dxa" w:w="4400"/>
+            <w:shd w:fill="F5F6F8" w:color="auto" w:val="clear"/>
+            <w:tcMar>
+              <w:top w:type="dxa" w:w="90"/>
+              <w:left w:type="dxa" w:w="130"/>
+              <w:bottom w:type="dxa" w:w="90"/>
+              <w:right w:type="dxa" w:w="130"/>
+            </w:tcMar>
+          </w:tcPr>
+          <w:p>
+            <w:pPr>
+              <w:spacing w:after="0" w:line="260"/>
+            </w:pPr>
+            <w:r>
+              <w:rPr>
+                <w:rFonts w:ascii="Calibri" w:cs="Calibri" w:eastAsia="Calibri" w:hAnsi="Calibri"/>
+                <w:b w:val="false"/>
+                <w:bCs w:val="false"/>
+                <w:color w:val="000000"/>
+                <w:sz w:val="20"/>
+                <w:szCs w:val="20"/>
+              </w:rPr>
+              <w:t xml:space="preserve">Frase que anuncia contenido sin entregarlo.</w:t>
+            </w:r>
+          </w:p>
+        </w:tc>
+      </w:tr>
+      <w:tr>
+        <w:tc>
+          <w:tcPr>
+            <w:tcW w:type="dxa" w:w="1900"/>
+            <w:shd w:fill="F5F6F8" w:color="auto" w:val="clear"/>
+            <w:tcMar>
+              <w:top w:type="dxa" w:w="90"/>
+              <w:left w:type="dxa" w:w="130"/>
+              <w:bottom w:type="dxa" w:w="90"/>
+              <w:right w:type="dxa" w:w="130"/>
+            </w:tcMar>
+          </w:tcPr>
+          <w:p>
+            <w:pPr>
+              <w:spacing w:after="0" w:line="260"/>
+            </w:pPr>
+            <w:r>
+              <w:rPr>
+                <w:rFonts w:ascii="Calibri" w:cs="Calibri" w:eastAsia="Calibri" w:hAnsi="Calibri"/>
+                <w:b w:val="false"/>
+                <w:bCs w:val="false"/>
+                <w:color w:val="000000"/>
+                <w:sz w:val="20"/>
+                <w:szCs w:val="20"/>
+              </w:rPr>
+              <w:t xml:space="preserve">Test del "¿y qué?"</w:t>
+            </w:r>
+          </w:p>
+        </w:tc>
+        <w:tc>
+          <w:tcPr>
+            <w:tcW w:type="dxa" w:w="3060"/>
+            <w:shd w:fill="F5F6F8" w:color="auto" w:val="clear"/>
+            <w:tcMar>
+              <w:top w:type="dxa" w:w="90"/>
+              <w:left w:type="dxa" w:w="130"/>
+              <w:bottom w:type="dxa" w:w="90"/>
+              <w:right w:type="dxa" w:w="130"/>
+            </w:tcMar>
+          </w:tcPr>
+          <w:p>
+            <w:pPr>
+              <w:spacing w:after="0" w:line="260"/>
+            </w:pPr>
+            <w:r>
+              <w:rPr>
+                <w:rFonts w:ascii="Calibri" w:cs="Calibri" w:eastAsia="Calibri" w:hAnsi="Calibri"/>
+                <w:b w:val="false"/>
+                <w:bCs w:val="false"/>
+                <w:color w:val="000000"/>
+                <w:sz w:val="20"/>
+                <w:szCs w:val="20"/>
+              </w:rPr>
+              <w:t xml:space="preserve">So what? test</w:t>
+            </w:r>
+          </w:p>
+        </w:tc>
+        <w:tc>
+          <w:tcPr>
+            <w:tcW w:type="dxa" w:w="4400"/>
+            <w:shd w:fill="F5F6F8" w:color="auto" w:val="clear"/>
+            <w:tcMar>
+              <w:top w:type="dxa" w:w="90"/>
+              <w:left w:type="dxa" w:w="130"/>
+              <w:bottom w:type="dxa" w:w="90"/>
+              <w:right w:type="dxa" w:w="130"/>
+            </w:tcMar>
+          </w:tcPr>
+          <w:p>
+            <w:pPr>
+              <w:spacing w:after="0" w:line="260"/>
+            </w:pPr>
+            <w:r>
+              <w:rPr>
+                <w:rFonts w:ascii="Calibri" w:cs="Calibri" w:eastAsia="Calibri" w:hAnsi="Calibri"/>
+                <w:b w:val="false"/>
+                <w:bCs w:val="false"/>
+                <w:color w:val="000000"/>
+                <w:sz w:val="20"/>
+                <w:szCs w:val="20"/>
+              </w:rPr>
+              <w:t xml:space="preserve">Preguntar hasta que la idea tenga contenido accionable.</w:t>
+            </w:r>
+          </w:p>
+        </w:tc>
+      </w:tr>
+      <w:tr>
+        <w:tc>
+          <w:tcPr>
+            <w:tcW w:type="dxa" w:w="1900"/>
+            <w:shd w:fill="F5F6F8" w:color="auto" w:val="clear"/>
+            <w:tcMar>
+              <w:top w:type="dxa" w:w="90"/>
+              <w:left w:type="dxa" w:w="130"/>
+              <w:bottom w:type="dxa" w:w="90"/>
+              <w:right w:type="dxa" w:w="130"/>
+            </w:tcMar>
+          </w:tcPr>
+          <w:p>
+            <w:pPr>
+              <w:spacing w:after="0" w:line="260"/>
+            </w:pPr>
+            <w:r>
+              <w:rPr>
+                <w:rFonts w:ascii="Calibri" w:cs="Calibri" w:eastAsia="Calibri" w:hAnsi="Calibri"/>
+                <w:b w:val="false"/>
+                <w:bCs w:val="false"/>
+                <w:color w:val="000000"/>
+                <w:sz w:val="20"/>
+                <w:szCs w:val="20"/>
+              </w:rPr>
+              <w:t xml:space="preserve">Evento perturbador</w:t>
+            </w:r>
+          </w:p>
+        </w:tc>
+        <w:tc>
+          <w:tcPr>
+            <w:tcW w:type="dxa" w:w="3060"/>
+            <w:shd w:fill="F5F6F8" w:color="auto" w:val="clear"/>
+            <w:tcMar>
+              <w:top w:type="dxa" w:w="90"/>
+              <w:left w:type="dxa" w:w="130"/>
+              <w:bottom w:type="dxa" w:w="90"/>
+              <w:right w:type="dxa" w:w="130"/>
+            </w:tcMar>
+          </w:tcPr>
+          <w:p>
+            <w:pPr>
+              <w:spacing w:after="0" w:line="260"/>
+            </w:pPr>
+            <w:r>
+              <w:rPr>
+                <w:rFonts w:ascii="Calibri" w:cs="Calibri" w:eastAsia="Calibri" w:hAnsi="Calibri"/>
+                <w:b w:val="false"/>
+                <w:bCs w:val="false"/>
+                <w:color w:val="000000"/>
+                <w:sz w:val="20"/>
+                <w:szCs w:val="20"/>
+              </w:rPr>
+              <w:t xml:space="preserve">Disturbing event</w:t>
+            </w:r>
+          </w:p>
+        </w:tc>
+        <w:tc>
+          <w:tcPr>
+            <w:tcW w:type="dxa" w:w="4400"/>
+            <w:shd w:fill="F5F6F8" w:color="auto" w:val="clear"/>
+            <w:tcMar>
+              <w:top w:type="dxa" w:w="90"/>
+              <w:left w:type="dxa" w:w="130"/>
+              <w:bottom w:type="dxa" w:w="90"/>
+              <w:right w:type="dxa" w:w="130"/>
+            </w:tcMar>
+          </w:tcPr>
+          <w:p>
+            <w:pPr>
+              <w:spacing w:after="0" w:line="260"/>
+            </w:pPr>
+            <w:r>
+              <w:rPr>
+                <w:rFonts w:ascii="Calibri" w:cs="Calibri" w:eastAsia="Calibri" w:hAnsi="Calibri"/>
+                <w:b w:val="false"/>
+                <w:bCs w:val="false"/>
+                <w:color w:val="000000"/>
+                <w:sz w:val="20"/>
+                <w:szCs w:val="20"/>
+              </w:rPr>
+              <w:t xml:space="preserve">Lo que rompió la situación estable y motiva el documento.</w:t>
+            </w:r>
+          </w:p>
+        </w:tc>
+      </w:tr>
+      <w:tr>
+        <w:tc>
+          <w:tcPr>
+            <w:tcW w:type="dxa" w:w="1900"/>
+            <w:shd w:fill="F5F6F8" w:color="auto" w:val="clear"/>
+            <w:tcMar>
+              <w:top w:type="dxa" w:w="90"/>
+              <w:left w:type="dxa" w:w="130"/>
+              <w:bottom w:type="dxa" w:w="90"/>
+              <w:right w:type="dxa" w:w="130"/>
+            </w:tcMar>
+          </w:tcPr>
+          <w:p>
+            <w:pPr>
+              <w:spacing w:after="0" w:line="260"/>
+            </w:pPr>
+            <w:r>
+              <w:rPr>
+                <w:rFonts w:ascii="Calibri" w:cs="Calibri" w:eastAsia="Calibri" w:hAnsi="Calibri"/>
+                <w:b w:val="false"/>
+                <w:bCs w:val="false"/>
+                <w:color w:val="000000"/>
+                <w:sz w:val="20"/>
+                <w:szCs w:val="20"/>
+              </w:rPr>
+              <w:t xml:space="preserve">Resultado no deseado / deseado</w:t>
+            </w:r>
+          </w:p>
+        </w:tc>
+        <w:tc>
+          <w:tcPr>
+            <w:tcW w:type="dxa" w:w="3060"/>
+            <w:shd w:fill="F5F6F8" w:color="auto" w:val="clear"/>
+            <w:tcMar>
+              <w:top w:type="dxa" w:w="90"/>
+              <w:left w:type="dxa" w:w="130"/>
+              <w:bottom w:type="dxa" w:w="90"/>
+              <w:right w:type="dxa" w:w="130"/>
+            </w:tcMar>
+          </w:tcPr>
+          <w:p>
+            <w:pPr>
+              <w:spacing w:after="0" w:line="260"/>
+            </w:pPr>
+            <w:r>
+              <w:rPr>
+                <w:rFonts w:ascii="Calibri" w:cs="Calibri" w:eastAsia="Calibri" w:hAnsi="Calibri"/>
+                <w:b w:val="false"/>
+                <w:bCs w:val="false"/>
+                <w:color w:val="000000"/>
+                <w:sz w:val="20"/>
+                <w:szCs w:val="20"/>
+              </w:rPr>
+              <w:t xml:space="preserve">Undesired result (R1) / desired result (R2)</w:t>
+            </w:r>
+          </w:p>
+        </w:tc>
+        <w:tc>
+          <w:tcPr>
+            <w:tcW w:type="dxa" w:w="4400"/>
+            <w:shd w:fill="F5F6F8" w:color="auto" w:val="clear"/>
+            <w:tcMar>
+              <w:top w:type="dxa" w:w="90"/>
+              <w:left w:type="dxa" w:w="130"/>
+              <w:bottom w:type="dxa" w:w="90"/>
+              <w:right w:type="dxa" w:w="130"/>
+            </w:tcMar>
+          </w:tcPr>
+          <w:p>
+            <w:pPr>
+              <w:spacing w:after="0" w:line="260"/>
+            </w:pPr>
+            <w:r>
+              <w:rPr>
+                <w:rFonts w:ascii="Calibri" w:cs="Calibri" w:eastAsia="Calibri" w:hAnsi="Calibri"/>
+                <w:b w:val="false"/>
+                <w:bCs w:val="false"/>
+                <w:color w:val="000000"/>
+                <w:sz w:val="20"/>
+                <w:szCs w:val="20"/>
+              </w:rPr>
+              <w:t xml:space="preserve">Los dos extremos que definen el problema.</w:t>
+            </w:r>
+          </w:p>
+        </w:tc>
+      </w:tr>
+      <w:tr>
+        <w:tc>
+          <w:tcPr>
+            <w:tcW w:type="dxa" w:w="1900"/>
+            <w:shd w:fill="F5F6F8" w:color="auto" w:val="clear"/>
+            <w:tcMar>
+              <w:top w:type="dxa" w:w="90"/>
+              <w:left w:type="dxa" w:w="130"/>
+              <w:bottom w:type="dxa" w:w="90"/>
+              <w:right w:type="dxa" w:w="130"/>
+            </w:tcMar>
+          </w:tcPr>
+          <w:p>
+            <w:pPr>
+              <w:spacing w:after="0" w:line="260"/>
+            </w:pPr>
+            <w:r>
+              <w:rPr>
+                <w:rFonts w:ascii="Calibri" w:cs="Calibri" w:eastAsia="Calibri" w:hAnsi="Calibri"/>
+                <w:b w:val="false"/>
+                <w:bCs w:val="false"/>
+                <w:color w:val="000000"/>
+                <w:sz w:val="20"/>
+                <w:szCs w:val="20"/>
+              </w:rPr>
+              <w:t xml:space="preserve">Árbol de diagnóstico</w:t>
+            </w:r>
+          </w:p>
+        </w:tc>
+        <w:tc>
+          <w:tcPr>
+            <w:tcW w:type="dxa" w:w="3060"/>
+            <w:shd w:fill="F5F6F8" w:color="auto" w:val="clear"/>
+            <w:tcMar>
+              <w:top w:type="dxa" w:w="90"/>
+              <w:left w:type="dxa" w:w="130"/>
+              <w:bottom w:type="dxa" w:w="90"/>
+              <w:right w:type="dxa" w:w="130"/>
+            </w:tcMar>
+          </w:tcPr>
+          <w:p>
+            <w:pPr>
+              <w:spacing w:after="0" w:line="260"/>
+            </w:pPr>
+            <w:r>
+              <w:rPr>
+                <w:rFonts w:ascii="Calibri" w:cs="Calibri" w:eastAsia="Calibri" w:hAnsi="Calibri"/>
+                <w:b w:val="false"/>
+                <w:bCs w:val="false"/>
+                <w:color w:val="000000"/>
+                <w:sz w:val="20"/>
+                <w:szCs w:val="20"/>
+              </w:rPr>
+              <w:t xml:space="preserve">Diagnostic framework</w:t>
+            </w:r>
+          </w:p>
+        </w:tc>
+        <w:tc>
+          <w:tcPr>
+            <w:tcW w:type="dxa" w:w="4400"/>
+            <w:shd w:fill="F5F6F8" w:color="auto" w:val="clear"/>
+            <w:tcMar>
+              <w:top w:type="dxa" w:w="90"/>
+              <w:left w:type="dxa" w:w="130"/>
+              <w:bottom w:type="dxa" w:w="90"/>
+              <w:right w:type="dxa" w:w="130"/>
+            </w:tcMar>
+          </w:tcPr>
+          <w:p>
+            <w:pPr>
+              <w:spacing w:after="0" w:line="260"/>
+            </w:pPr>
+            <w:r>
+              <w:rPr>
+                <w:rFonts w:ascii="Calibri" w:cs="Calibri" w:eastAsia="Calibri" w:hAnsi="Calibri"/>
+                <w:b w:val="false"/>
+                <w:bCs w:val="false"/>
+                <w:color w:val="000000"/>
+                <w:sz w:val="20"/>
+                <w:szCs w:val="20"/>
+              </w:rPr>
+              <w:t xml:space="preserve">Descomposición para encontrar la causa.</w:t>
+            </w:r>
+          </w:p>
+        </w:tc>
+      </w:tr>
+      <w:tr>
+        <w:tc>
+          <w:tcPr>
+            <w:tcW w:type="dxa" w:w="1900"/>
+            <w:shd w:fill="F5F6F8" w:color="auto" w:val="clear"/>
+            <w:tcMar>
+              <w:top w:type="dxa" w:w="90"/>
+              <w:left w:type="dxa" w:w="130"/>
+              <w:bottom w:type="dxa" w:w="90"/>
+              <w:right w:type="dxa" w:w="130"/>
+            </w:tcMar>
+          </w:tcPr>
+          <w:p>
+            <w:pPr>
+              <w:spacing w:after="0" w:line="260"/>
+            </w:pPr>
+            <w:r>
+              <w:rPr>
+                <w:rFonts w:ascii="Calibri" w:cs="Calibri" w:eastAsia="Calibri" w:hAnsi="Calibri"/>
+                <w:b w:val="false"/>
+                <w:bCs w:val="false"/>
+                <w:color w:val="000000"/>
+                <w:sz w:val="20"/>
+                <w:szCs w:val="20"/>
+              </w:rPr>
+              <w:t xml:space="preserve">Árbol de decisión lógica</w:t>
+            </w:r>
+          </w:p>
+        </w:tc>
+        <w:tc>
+          <w:tcPr>
+            <w:tcW w:type="dxa" w:w="3060"/>
+            <w:shd w:fill="F5F6F8" w:color="auto" w:val="clear"/>
+            <w:tcMar>
+              <w:top w:type="dxa" w:w="90"/>
+              <w:left w:type="dxa" w:w="130"/>
+              <w:bottom w:type="dxa" w:w="90"/>
+              <w:right w:type="dxa" w:w="130"/>
+            </w:tcMar>
+          </w:tcPr>
+          <w:p>
+            <w:pPr>
+              <w:spacing w:after="0" w:line="260"/>
+            </w:pPr>
+            <w:r>
+              <w:rPr>
+                <w:rFonts w:ascii="Calibri" w:cs="Calibri" w:eastAsia="Calibri" w:hAnsi="Calibri"/>
+                <w:b w:val="false"/>
+                <w:bCs w:val="false"/>
+                <w:color w:val="000000"/>
+                <w:sz w:val="20"/>
+                <w:szCs w:val="20"/>
+              </w:rPr>
+              <w:t xml:space="preserve">Logic tree</w:t>
+            </w:r>
+          </w:p>
+        </w:tc>
+        <w:tc>
+          <w:tcPr>
+            <w:tcW w:type="dxa" w:w="4400"/>
+            <w:shd w:fill="F5F6F8" w:color="auto" w:val="clear"/>
+            <w:tcMar>
+              <w:top w:type="dxa" w:w="90"/>
+              <w:left w:type="dxa" w:w="130"/>
+              <w:bottom w:type="dxa" w:w="90"/>
+              <w:right w:type="dxa" w:w="130"/>
+            </w:tcMar>
+          </w:tcPr>
+          <w:p>
+            <w:pPr>
+              <w:spacing w:after="0" w:line="260"/>
+            </w:pPr>
+            <w:r>
+              <w:rPr>
+                <w:rFonts w:ascii="Calibri" w:cs="Calibri" w:eastAsia="Calibri" w:hAnsi="Calibri"/>
+                <w:b w:val="false"/>
+                <w:bCs w:val="false"/>
+                <w:color w:val="000000"/>
+                <w:sz w:val="20"/>
+                <w:szCs w:val="20"/>
+              </w:rPr>
+              <w:t xml:space="preserve">Descomposición de opciones con criterios explícitos.</w:t>
+            </w:r>
+          </w:p>
+        </w:tc>
+      </w:tr>
+      <w:tr>
+        <w:tc>
+          <w:tcPr>
+            <w:tcW w:type="dxa" w:w="1900"/>
+            <w:shd w:fill="F5F6F8" w:color="auto" w:val="clear"/>
+            <w:tcMar>
+              <w:top w:type="dxa" w:w="90"/>
+              <w:left w:type="dxa" w:w="130"/>
+              <w:bottom w:type="dxa" w:w="90"/>
+              <w:right w:type="dxa" w:w="130"/>
+            </w:tcMar>
+          </w:tcPr>
+          <w:p>
+            <w:pPr>
+              <w:spacing w:after="0" w:line="260"/>
+            </w:pPr>
+            <w:r>
+              <w:rPr>
+                <w:rFonts w:ascii="Calibri" w:cs="Calibri" w:eastAsia="Calibri" w:hAnsi="Calibri"/>
+                <w:b w:val="false"/>
+                <w:bCs w:val="false"/>
+                <w:color w:val="000000"/>
+                <w:sz w:val="20"/>
+                <w:szCs w:val="20"/>
+              </w:rPr>
+              <w:t xml:space="preserve">Encabezado que es idea</w:t>
+            </w:r>
+          </w:p>
+        </w:tc>
+        <w:tc>
+          <w:tcPr>
+            <w:tcW w:type="dxa" w:w="3060"/>
+            <w:shd w:fill="F5F6F8" w:color="auto" w:val="clear"/>
+            <w:tcMar>
+              <w:top w:type="dxa" w:w="90"/>
+              <w:left w:type="dxa" w:w="130"/>
+              <w:bottom w:type="dxa" w:w="90"/>
+              <w:right w:type="dxa" w:w="130"/>
+            </w:tcMar>
+          </w:tcPr>
+          <w:p>
+            <w:pPr>
+              <w:spacing w:after="0" w:line="260"/>
+            </w:pPr>
+            <w:r>
+              <w:rPr>
+                <w:rFonts w:ascii="Calibri" w:cs="Calibri" w:eastAsia="Calibri" w:hAnsi="Calibri"/>
+                <w:b w:val="false"/>
+                <w:bCs w:val="false"/>
+                <w:color w:val="000000"/>
+                <w:sz w:val="20"/>
+                <w:szCs w:val="20"/>
+              </w:rPr>
+              <w:t xml:space="preserve">Message title</w:t>
+            </w:r>
+          </w:p>
+        </w:tc>
+        <w:tc>
+          <w:tcPr>
+            <w:tcW w:type="dxa" w:w="4400"/>
+            <w:shd w:fill="F5F6F8" w:color="auto" w:val="clear"/>
+            <w:tcMar>
+              <w:top w:type="dxa" w:w="90"/>
+              <w:left w:type="dxa" w:w="130"/>
+              <w:bottom w:type="dxa" w:w="90"/>
+              <w:right w:type="dxa" w:w="130"/>
+            </w:tcMar>
+          </w:tcPr>
+          <w:p>
+            <w:pPr>
+              <w:spacing w:after="0" w:line="260"/>
+            </w:pPr>
+            <w:r>
+              <w:rPr>
+                <w:rFonts w:ascii="Calibri" w:cs="Calibri" w:eastAsia="Calibri" w:hAnsi="Calibri"/>
+                <w:b w:val="false"/>
+                <w:bCs w:val="false"/>
+                <w:color w:val="000000"/>
+                <w:sz w:val="20"/>
+                <w:szCs w:val="20"/>
+              </w:rPr>
+              <w:t xml:space="preserve">Encabezado que comunica la conclusión, no el tema.</w:t>
+            </w:r>
+          </w:p>
+        </w:tc>
+      </w:tr>
+      <w:tr>
+        <w:tc>
+          <w:tcPr>
+            <w:tcW w:type="dxa" w:w="1900"/>
+            <w:shd w:fill="F5F6F8" w:color="auto" w:val="clear"/>
+            <w:tcMar>
+              <w:top w:type="dxa" w:w="90"/>
+              <w:left w:type="dxa" w:w="130"/>
+              <w:bottom w:type="dxa" w:w="90"/>
+              <w:right w:type="dxa" w:w="130"/>
+            </w:tcMar>
+          </w:tcPr>
+          <w:p>
+            <w:pPr>
+              <w:spacing w:after="0" w:line="260"/>
+            </w:pPr>
+            <w:r>
+              <w:rPr>
+                <w:rFonts w:ascii="Calibri" w:cs="Calibri" w:eastAsia="Calibri" w:hAnsi="Calibri"/>
+                <w:b w:val="false"/>
+                <w:bCs w:val="false"/>
+                <w:color w:val="000000"/>
+                <w:sz w:val="20"/>
+                <w:szCs w:val="20"/>
+              </w:rPr>
+              <w:t xml:space="preserve">Título de lámina</w:t>
+            </w:r>
+          </w:p>
+        </w:tc>
+        <w:tc>
+          <w:tcPr>
+            <w:tcW w:type="dxa" w:w="3060"/>
+            <w:shd w:fill="F5F6F8" w:color="auto" w:val="clear"/>
+            <w:tcMar>
+              <w:top w:type="dxa" w:w="90"/>
+              <w:left w:type="dxa" w:w="130"/>
+              <w:bottom w:type="dxa" w:w="90"/>
+              <w:right w:type="dxa" w:w="130"/>
+            </w:tcMar>
+          </w:tcPr>
+          <w:p>
+            <w:pPr>
+              <w:spacing w:after="0" w:line="260"/>
+            </w:pPr>
+            <w:r>
+              <w:rPr>
+                <w:rFonts w:ascii="Calibri" w:cs="Calibri" w:eastAsia="Calibri" w:hAnsi="Calibri"/>
+                <w:b w:val="false"/>
+                <w:bCs w:val="false"/>
+                <w:color w:val="000000"/>
+                <w:sz w:val="20"/>
+                <w:szCs w:val="20"/>
+              </w:rPr>
+              <w:t xml:space="preserve">Action title</w:t>
+            </w:r>
+          </w:p>
+        </w:tc>
+        <w:tc>
+          <w:tcPr>
+            <w:tcW w:type="dxa" w:w="4400"/>
+            <w:shd w:fill="F5F6F8" w:color="auto" w:val="clear"/>
+            <w:tcMar>
+              <w:top w:type="dxa" w:w="90"/>
+              <w:left w:type="dxa" w:w="130"/>
+              <w:bottom w:type="dxa" w:w="90"/>
+              <w:right w:type="dxa" w:w="130"/>
+            </w:tcMar>
+          </w:tcPr>
+          <w:p>
+            <w:pPr>
+              <w:spacing w:after="0" w:line="260"/>
+            </w:pPr>
+            <w:r>
+              <w:rPr>
+                <w:rFonts w:ascii="Calibri" w:cs="Calibri" w:eastAsia="Calibri" w:hAnsi="Calibri"/>
+                <w:b w:val="false"/>
+                <w:bCs w:val="false"/>
+                <w:color w:val="000000"/>
+                <w:sz w:val="20"/>
+                <w:szCs w:val="20"/>
+              </w:rPr>
+              <w:t xml:space="preserve">Título de diapositiva escrito como oración con conclusión.</w:t>
+            </w:r>
+          </w:p>
+        </w:tc>
+      </w:tr>
+      <w:tr>
+        <w:tc>
+          <w:tcPr>
+            <w:tcW w:type="dxa" w:w="1900"/>
+            <w:shd w:fill="F5F6F8" w:color="auto" w:val="clear"/>
+            <w:tcMar>
+              <w:top w:type="dxa" w:w="90"/>
+              <w:left w:type="dxa" w:w="130"/>
+              <w:bottom w:type="dxa" w:w="90"/>
+              <w:right w:type="dxa" w:w="130"/>
+            </w:tcMar>
+          </w:tcPr>
+          <w:p>
+            <w:pPr>
+              <w:spacing w:after="0" w:line="260"/>
+            </w:pPr>
+            <w:r>
+              <w:rPr>
+                <w:rFonts w:ascii="Calibri" w:cs="Calibri" w:eastAsia="Calibri" w:hAnsi="Calibri"/>
+                <w:b w:val="false"/>
+                <w:bCs w:val="false"/>
+                <w:color w:val="000000"/>
+                <w:sz w:val="20"/>
+                <w:szCs w:val="20"/>
+              </w:rPr>
+              <w:t xml:space="preserve">Hilo de la presentación</w:t>
+            </w:r>
+          </w:p>
+        </w:tc>
+        <w:tc>
+          <w:tcPr>
+            <w:tcW w:type="dxa" w:w="3060"/>
+            <w:shd w:fill="F5F6F8" w:color="auto" w:val="clear"/>
+            <w:tcMar>
+              <w:top w:type="dxa" w:w="90"/>
+              <w:left w:type="dxa" w:w="130"/>
+              <w:bottom w:type="dxa" w:w="90"/>
+              <w:right w:type="dxa" w:w="130"/>
+            </w:tcMar>
+          </w:tcPr>
+          <w:p>
+            <w:pPr>
+              <w:spacing w:after="0" w:line="260"/>
+            </w:pPr>
+            <w:r>
+              <w:rPr>
+                <w:rFonts w:ascii="Calibri" w:cs="Calibri" w:eastAsia="Calibri" w:hAnsi="Calibri"/>
+                <w:b w:val="false"/>
+                <w:bCs w:val="false"/>
+                <w:color w:val="000000"/>
+                <w:sz w:val="20"/>
+                <w:szCs w:val="20"/>
+              </w:rPr>
+              <w:t xml:space="preserve">Storyline</w:t>
+            </w:r>
+          </w:p>
+        </w:tc>
+        <w:tc>
+          <w:tcPr>
+            <w:tcW w:type="dxa" w:w="4400"/>
+            <w:shd w:fill="F5F6F8" w:color="auto" w:val="clear"/>
+            <w:tcMar>
+              <w:top w:type="dxa" w:w="90"/>
+              <w:left w:type="dxa" w:w="130"/>
+              <w:bottom w:type="dxa" w:w="90"/>
+              <w:right w:type="dxa" w:w="130"/>
+            </w:tcMar>
+          </w:tcPr>
+          <w:p>
+            <w:pPr>
+              <w:spacing w:after="0" w:line="260"/>
+            </w:pPr>
+            <w:r>
+              <w:rPr>
+                <w:rFonts w:ascii="Calibri" w:cs="Calibri" w:eastAsia="Calibri" w:hAnsi="Calibri"/>
+                <w:b w:val="false"/>
+                <w:bCs w:val="false"/>
+                <w:color w:val="000000"/>
+                <w:sz w:val="20"/>
+                <w:szCs w:val="20"/>
+              </w:rPr>
+              <w:t xml:space="preserve">El argumento que se lee corrido solo con los títulos.</w:t>
+            </w:r>
+          </w:p>
+        </w:tc>
+      </w:tr>
+      <w:tr>
+        <w:tc>
+          <w:tcPr>
+            <w:tcW w:type="dxa" w:w="1900"/>
+            <w:shd w:fill="F5F6F8" w:color="auto" w:val="clear"/>
+            <w:tcMar>
+              <w:top w:type="dxa" w:w="90"/>
+              <w:left w:type="dxa" w:w="130"/>
+              <w:bottom w:type="dxa" w:w="90"/>
+              <w:right w:type="dxa" w:w="130"/>
+            </w:tcMar>
+          </w:tcPr>
+          <w:p>
+            <w:pPr>
+              <w:spacing w:after="0" w:line="260"/>
+            </w:pPr>
+            <w:r>
+              <w:rPr>
+                <w:rFonts w:ascii="Calibri" w:cs="Calibri" w:eastAsia="Calibri" w:hAnsi="Calibri"/>
+                <w:b w:val="false"/>
+                <w:bCs w:val="false"/>
+                <w:color w:val="000000"/>
+                <w:sz w:val="20"/>
+                <w:szCs w:val="20"/>
+              </w:rPr>
+              <w:t xml:space="preserve">Resumen ejecutivo</w:t>
+            </w:r>
+          </w:p>
+        </w:tc>
+        <w:tc>
+          <w:tcPr>
+            <w:tcW w:type="dxa" w:w="3060"/>
+            <w:shd w:fill="F5F6F8" w:color="auto" w:val="clear"/>
+            <w:tcMar>
+              <w:top w:type="dxa" w:w="90"/>
+              <w:left w:type="dxa" w:w="130"/>
+              <w:bottom w:type="dxa" w:w="90"/>
+              <w:right w:type="dxa" w:w="130"/>
+            </w:tcMar>
+          </w:tcPr>
+          <w:p>
+            <w:pPr>
+              <w:spacing w:after="0" w:line="260"/>
+            </w:pPr>
+            <w:r>
+              <w:rPr>
+                <w:rFonts w:ascii="Calibri" w:cs="Calibri" w:eastAsia="Calibri" w:hAnsi="Calibri"/>
+                <w:b w:val="false"/>
+                <w:bCs w:val="false"/>
+                <w:color w:val="000000"/>
+                <w:sz w:val="20"/>
+                <w:szCs w:val="20"/>
+              </w:rPr>
+              <w:t xml:space="preserve">Executive summary</w:t>
+            </w:r>
+          </w:p>
+        </w:tc>
+        <w:tc>
+          <w:tcPr>
+            <w:tcW w:type="dxa" w:w="4400"/>
+            <w:shd w:fill="F5F6F8" w:color="auto" w:val="clear"/>
+            <w:tcMar>
+              <w:top w:type="dxa" w:w="90"/>
+              <w:left w:type="dxa" w:w="130"/>
+              <w:bottom w:type="dxa" w:w="90"/>
+              <w:right w:type="dxa" w:w="130"/>
+            </w:tcMar>
+          </w:tcPr>
+          <w:p>
+            <w:pPr>
+              <w:spacing w:after="0" w:line="260"/>
+            </w:pPr>
+            <w:r>
+              <w:rPr>
+                <w:rFonts w:ascii="Calibri" w:cs="Calibri" w:eastAsia="Calibri" w:hAnsi="Calibri"/>
+                <w:b w:val="false"/>
+                <w:bCs w:val="false"/>
+                <w:color w:val="000000"/>
+                <w:sz w:val="20"/>
+                <w:szCs w:val="20"/>
+              </w:rPr>
+              <w:t xml:space="preserve">La punta más el primer nivel de soporte, en prosa.</w:t>
+            </w:r>
+          </w:p>
+        </w:tc>
+      </w:tr>
+    </w:tbl>
+    <w:p>
+      <w:pPr>
+        <w:spacing w:after="200"/>
+      </w:pPr>
+      <w:r>
+        <w:rPr>
+          <w:sz w:val="10"/>
+          <w:szCs w:val="10"/>
+        </w:rPr>
+        <w:t xml:space="preserve"/>
+      </w:r>
+    </w:p>
+    <w:p>
+      <w:pPr>
+        <w:pStyle w:val="Heading2"/>
+        <w:spacing w:after="120" w:before="260"/>
+      </w:pPr>
+      <w:r>
+        <w:rPr>
+          <w:rFonts w:ascii="Calibri" w:cs="Calibri" w:eastAsia="Calibri" w:hAnsi="Calibri"/>
+          <w:b/>
+          <w:bCs/>
+          <w:color w:val="2E5090"/>
+          <w:sz w:val="24"/>
+          <w:szCs w:val="24"/>
+        </w:rPr>
+        <w:t xml:space="preserve">Términos del entorno de trabajo</w:t>
+      </w:r>
+    </w:p>
+    <w:tbl>
+      <w:tblPr>
+        <w:tblW w:type="dxa" w:w="9360"/>
+        <w:tblBorders>
+          <w:top w:val="single" w:color="BFBFBF" w:sz="2"/>
+          <w:left w:val="single" w:color="BFBFBF" w:sz="2"/>
+          <w:bottom w:val="single" w:color="BFBFBF" w:sz="2"/>
+          <w:right w:val="single" w:color="BFBFBF" w:sz="2"/>
+          <w:insideH w:val="single" w:color="BFBFBF" w:sz="2"/>
+          <w:insideV w:val="single" w:color="BFBFBF" w:sz="2"/>
+        </w:tblBorders>
+      </w:tblPr>
+      <w:tblGrid>
+        <w:gridCol w:w="1900"/>
+        <w:gridCol w:w="3060"/>
+        <w:gridCol w:w="4400"/>
+      </w:tblGrid>
+      <w:tr>
+        <w:trPr>
+          <w:tblHeader/>
+        </w:trPr>
+        <w:tc>
+          <w:tcPr>
+            <w:tcW w:type="dxa" w:w="1900"/>
+            <w:shd w:fill="1F3864" w:color="auto" w:val="clear"/>
+            <w:tcMar>
+              <w:top w:type="dxa" w:w="90"/>
+              <w:left w:type="dxa" w:w="130"/>
+              <w:bottom w:type="dxa" w:w="90"/>
+              <w:right w:type="dxa" w:w="130"/>
+            </w:tcMar>
+          </w:tcPr>
+          <w:p>
+            <w:pPr>
+              <w:spacing w:after="0" w:line="260"/>
+            </w:pPr>
+            <w:r>
+              <w:rPr>
+                <w:rFonts w:ascii="Calibri" w:cs="Calibri" w:eastAsia="Calibri" w:hAnsi="Calibri"/>
+                <w:b/>
+                <w:bCs/>
+                <w:color w:val="FFFFFF"/>
+                <w:sz w:val="20"/>
+                <w:szCs w:val="20"/>
+              </w:rPr>
+              <w:t xml:space="preserve">En esta guía</w:t>
+            </w:r>
+          </w:p>
+        </w:tc>
+        <w:tc>
+          <w:tcPr>
+            <w:tcW w:type="dxa" w:w="3060"/>
+            <w:shd w:fill="1F3864" w:color="auto" w:val="clear"/>
+            <w:tcMar>
+              <w:top w:type="dxa" w:w="90"/>
+              <w:left w:type="dxa" w:w="130"/>
+              <w:bottom w:type="dxa" w:w="90"/>
+              <w:right w:type="dxa" w:w="130"/>
+            </w:tcMar>
+          </w:tcPr>
+          <w:p>
+            <w:pPr>
+              <w:spacing w:after="0" w:line="260"/>
+            </w:pPr>
+            <w:r>
+              <w:rPr>
+                <w:rFonts w:ascii="Calibri" w:cs="Calibri" w:eastAsia="Calibri" w:hAnsi="Calibri"/>
+                <w:b/>
+                <w:bCs/>
+                <w:color w:val="FFFFFF"/>
+                <w:sz w:val="20"/>
+                <w:szCs w:val="20"/>
+              </w:rPr>
+              <w:t xml:space="preserve">Término original</w:t>
+            </w:r>
+          </w:p>
+        </w:tc>
+        <w:tc>
+          <w:tcPr>
+            <w:tcW w:type="dxa" w:w="4400"/>
+            <w:shd w:fill="1F3864" w:color="auto" w:val="clear"/>
+            <w:tcMar>
+              <w:top w:type="dxa" w:w="90"/>
+              <w:left w:type="dxa" w:w="130"/>
+              <w:bottom w:type="dxa" w:w="90"/>
+              <w:right w:type="dxa" w:w="130"/>
+            </w:tcMar>
+          </w:tcPr>
+          <w:p>
+            <w:pPr>
+              <w:spacing w:after="0" w:line="260"/>
+            </w:pPr>
+            <w:r>
+              <w:rPr>
+                <w:rFonts w:ascii="Calibri" w:cs="Calibri" w:eastAsia="Calibri" w:hAnsi="Calibri"/>
+                <w:b/>
+                <w:bCs/>
+                <w:color w:val="FFFFFF"/>
+                <w:sz w:val="20"/>
+                <w:szCs w:val="20"/>
+              </w:rPr>
+              <w:t xml:space="preserve">Qué nombra</w:t>
+            </w:r>
+          </w:p>
+        </w:tc>
+      </w:tr>
+      <w:tr>
+        <w:tc>
+          <w:tcPr>
+            <w:tcW w:type="dxa" w:w="1900"/>
+            <w:shd w:fill="F5F6F8" w:color="auto" w:val="clear"/>
+            <w:tcMar>
+              <w:top w:type="dxa" w:w="90"/>
+              <w:left w:type="dxa" w:w="130"/>
+              <w:bottom w:type="dxa" w:w="90"/>
+              <w:right w:type="dxa" w:w="130"/>
+            </w:tcMar>
+          </w:tcPr>
+          <w:p>
+            <w:pPr>
+              <w:spacing w:after="0" w:line="260"/>
+            </w:pPr>
+            <w:r>
+              <w:rPr>
+                <w:rFonts w:ascii="Calibri" w:cs="Calibri" w:eastAsia="Calibri" w:hAnsi="Calibri"/>
+                <w:b w:val="false"/>
+                <w:bCs w:val="false"/>
+                <w:color w:val="000000"/>
+                <w:sz w:val="20"/>
+                <w:szCs w:val="20"/>
+              </w:rPr>
+              <w:t xml:space="preserve">Dueño del dato</w:t>
+            </w:r>
+          </w:p>
+        </w:tc>
+        <w:tc>
+          <w:tcPr>
+            <w:tcW w:type="dxa" w:w="3060"/>
+            <w:shd w:fill="F5F6F8" w:color="auto" w:val="clear"/>
+            <w:tcMar>
+              <w:top w:type="dxa" w:w="90"/>
+              <w:left w:type="dxa" w:w="130"/>
+              <w:bottom w:type="dxa" w:w="90"/>
+              <w:right w:type="dxa" w:w="130"/>
+            </w:tcMar>
+          </w:tcPr>
+          <w:p>
+            <w:pPr>
+              <w:spacing w:after="0" w:line="260"/>
+            </w:pPr>
+            <w:r>
+              <w:rPr>
+                <w:rFonts w:ascii="Calibri" w:cs="Calibri" w:eastAsia="Calibri" w:hAnsi="Calibri"/>
+                <w:b w:val="false"/>
+                <w:bCs w:val="false"/>
+                <w:color w:val="000000"/>
+                <w:sz w:val="20"/>
+                <w:szCs w:val="20"/>
+              </w:rPr>
+              <w:t xml:space="preserve">Data owner</w:t>
+            </w:r>
+          </w:p>
+        </w:tc>
+        <w:tc>
+          <w:tcPr>
+            <w:tcW w:type="dxa" w:w="4400"/>
+            <w:shd w:fill="F5F6F8" w:color="auto" w:val="clear"/>
+            <w:tcMar>
+              <w:top w:type="dxa" w:w="90"/>
+              <w:left w:type="dxa" w:w="130"/>
+              <w:bottom w:type="dxa" w:w="90"/>
+              <w:right w:type="dxa" w:w="130"/>
+            </w:tcMar>
+          </w:tcPr>
+          <w:p>
+            <w:pPr>
+              <w:spacing w:after="0" w:line="260"/>
+            </w:pPr>
+            <w:r>
+              <w:rPr>
+                <w:rFonts w:ascii="Calibri" w:cs="Calibri" w:eastAsia="Calibri" w:hAnsi="Calibri"/>
+                <w:b w:val="false"/>
+                <w:bCs w:val="false"/>
+                <w:color w:val="000000"/>
+                <w:sz w:val="20"/>
+                <w:szCs w:val="20"/>
+              </w:rPr>
+              <w:t xml:space="preserve">Quien responde formalmente por la calidad de una fuente.</w:t>
+            </w:r>
+          </w:p>
+        </w:tc>
+      </w:tr>
+      <w:tr>
+        <w:tc>
+          <w:tcPr>
+            <w:tcW w:type="dxa" w:w="1900"/>
+            <w:shd w:fill="F5F6F8" w:color="auto" w:val="clear"/>
+            <w:tcMar>
+              <w:top w:type="dxa" w:w="90"/>
+              <w:left w:type="dxa" w:w="130"/>
+              <w:bottom w:type="dxa" w:w="90"/>
+              <w:right w:type="dxa" w:w="130"/>
+            </w:tcMar>
+          </w:tcPr>
+          <w:p>
+            <w:pPr>
+              <w:spacing w:after="0" w:line="260"/>
+            </w:pPr>
+            <w:r>
+              <w:rPr>
+                <w:rFonts w:ascii="Calibri" w:cs="Calibri" w:eastAsia="Calibri" w:hAnsi="Calibri"/>
+                <w:b w:val="false"/>
+                <w:bCs w:val="false"/>
+                <w:color w:val="000000"/>
+                <w:sz w:val="20"/>
+                <w:szCs w:val="20"/>
+              </w:rPr>
+              <w:t xml:space="preserve">Ruta de escalamiento</w:t>
+            </w:r>
+          </w:p>
+        </w:tc>
+        <w:tc>
+          <w:tcPr>
+            <w:tcW w:type="dxa" w:w="3060"/>
+            <w:shd w:fill="F5F6F8" w:color="auto" w:val="clear"/>
+            <w:tcMar>
+              <w:top w:type="dxa" w:w="90"/>
+              <w:left w:type="dxa" w:w="130"/>
+              <w:bottom w:type="dxa" w:w="90"/>
+              <w:right w:type="dxa" w:w="130"/>
+            </w:tcMar>
+          </w:tcPr>
+          <w:p>
+            <w:pPr>
+              <w:spacing w:after="0" w:line="260"/>
+            </w:pPr>
+            <w:r>
+              <w:rPr>
+                <w:rFonts w:ascii="Calibri" w:cs="Calibri" w:eastAsia="Calibri" w:hAnsi="Calibri"/>
+                <w:b w:val="false"/>
+                <w:bCs w:val="false"/>
+                <w:color w:val="000000"/>
+                <w:sz w:val="20"/>
+                <w:szCs w:val="20"/>
+              </w:rPr>
+              <w:t xml:space="preserve">Escalation path</w:t>
+            </w:r>
+          </w:p>
+        </w:tc>
+        <w:tc>
+          <w:tcPr>
+            <w:tcW w:type="dxa" w:w="4400"/>
+            <w:shd w:fill="F5F6F8" w:color="auto" w:val="clear"/>
+            <w:tcMar>
+              <w:top w:type="dxa" w:w="90"/>
+              <w:left w:type="dxa" w:w="130"/>
+              <w:bottom w:type="dxa" w:w="90"/>
+              <w:right w:type="dxa" w:w="130"/>
+            </w:tcMar>
+          </w:tcPr>
+          <w:p>
+            <w:pPr>
+              <w:spacing w:after="0" w:line="260"/>
+            </w:pPr>
+            <w:r>
+              <w:rPr>
+                <w:rFonts w:ascii="Calibri" w:cs="Calibri" w:eastAsia="Calibri" w:hAnsi="Calibri"/>
+                <w:b w:val="false"/>
+                <w:bCs w:val="false"/>
+                <w:color w:val="000000"/>
+                <w:sz w:val="20"/>
+                <w:szCs w:val="20"/>
+              </w:rPr>
+              <w:t xml:space="preserve">La secuencia acordada para subir un tema sin quemar la relación.</w:t>
+            </w:r>
+          </w:p>
+        </w:tc>
+      </w:tr>
+      <w:tr>
+        <w:tc>
+          <w:tcPr>
+            <w:tcW w:type="dxa" w:w="1900"/>
+            <w:shd w:fill="F5F6F8" w:color="auto" w:val="clear"/>
+            <w:tcMar>
+              <w:top w:type="dxa" w:w="90"/>
+              <w:left w:type="dxa" w:w="130"/>
+              <w:bottom w:type="dxa" w:w="90"/>
+              <w:right w:type="dxa" w:w="130"/>
+            </w:tcMar>
+          </w:tcPr>
+          <w:p>
+            <w:pPr>
+              <w:spacing w:after="0" w:line="260"/>
+            </w:pPr>
+            <w:r>
+              <w:rPr>
+                <w:rFonts w:ascii="Calibri" w:cs="Calibri" w:eastAsia="Calibri" w:hAnsi="Calibri"/>
+                <w:b w:val="false"/>
+                <w:bCs w:val="false"/>
+                <w:color w:val="000000"/>
+                <w:sz w:val="20"/>
+                <w:szCs w:val="20"/>
+              </w:rPr>
+              <w:t xml:space="preserve">Caso de negocio</w:t>
+            </w:r>
+          </w:p>
+        </w:tc>
+        <w:tc>
+          <w:tcPr>
+            <w:tcW w:type="dxa" w:w="3060"/>
+            <w:shd w:fill="F5F6F8" w:color="auto" w:val="clear"/>
+            <w:tcMar>
+              <w:top w:type="dxa" w:w="90"/>
+              <w:left w:type="dxa" w:w="130"/>
+              <w:bottom w:type="dxa" w:w="90"/>
+              <w:right w:type="dxa" w:w="130"/>
+            </w:tcMar>
+          </w:tcPr>
+          <w:p>
+            <w:pPr>
+              <w:spacing w:after="0" w:line="260"/>
+            </w:pPr>
+            <w:r>
+              <w:rPr>
+                <w:rFonts w:ascii="Calibri" w:cs="Calibri" w:eastAsia="Calibri" w:hAnsi="Calibri"/>
+                <w:b w:val="false"/>
+                <w:bCs w:val="false"/>
+                <w:color w:val="000000"/>
+                <w:sz w:val="20"/>
+                <w:szCs w:val="20"/>
+              </w:rPr>
+              <w:t xml:space="preserve">Business case</w:t>
+            </w:r>
+          </w:p>
+        </w:tc>
+        <w:tc>
+          <w:tcPr>
+            <w:tcW w:type="dxa" w:w="4400"/>
+            <w:shd w:fill="F5F6F8" w:color="auto" w:val="clear"/>
+            <w:tcMar>
+              <w:top w:type="dxa" w:w="90"/>
+              <w:left w:type="dxa" w:w="130"/>
+              <w:bottom w:type="dxa" w:w="90"/>
+              <w:right w:type="dxa" w:w="130"/>
+            </w:tcMar>
+          </w:tcPr>
+          <w:p>
+            <w:pPr>
+              <w:spacing w:after="0" w:line="260"/>
+            </w:pPr>
+            <w:r>
+              <w:rPr>
+                <w:rFonts w:ascii="Calibri" w:cs="Calibri" w:eastAsia="Calibri" w:hAnsi="Calibri"/>
+                <w:b w:val="false"/>
+                <w:bCs w:val="false"/>
+                <w:color w:val="000000"/>
+                <w:sz w:val="20"/>
+                <w:szCs w:val="20"/>
+              </w:rPr>
+              <w:t xml:space="preserve">El documento con el que se pide presupuesto.</w:t>
+            </w:r>
+          </w:p>
+        </w:tc>
+      </w:tr>
+      <w:tr>
+        <w:tc>
+          <w:tcPr>
+            <w:tcW w:type="dxa" w:w="1900"/>
+            <w:shd w:fill="F5F6F8" w:color="auto" w:val="clear"/>
+            <w:tcMar>
+              <w:top w:type="dxa" w:w="90"/>
+              <w:left w:type="dxa" w:w="130"/>
+              <w:bottom w:type="dxa" w:w="90"/>
+              <w:right w:type="dxa" w:w="130"/>
+            </w:tcMar>
+          </w:tcPr>
+          <w:p>
+            <w:pPr>
+              <w:spacing w:after="0" w:line="260"/>
+            </w:pPr>
+            <w:r>
+              <w:rPr>
+                <w:rFonts w:ascii="Calibri" w:cs="Calibri" w:eastAsia="Calibri" w:hAnsi="Calibri"/>
+                <w:b w:val="false"/>
+                <w:bCs w:val="false"/>
+                <w:color w:val="000000"/>
+                <w:sz w:val="20"/>
+                <w:szCs w:val="20"/>
+              </w:rPr>
+              <w:t xml:space="preserve">Escenario base</w:t>
+            </w:r>
+          </w:p>
+        </w:tc>
+        <w:tc>
+          <w:tcPr>
+            <w:tcW w:type="dxa" w:w="3060"/>
+            <w:shd w:fill="F5F6F8" w:color="auto" w:val="clear"/>
+            <w:tcMar>
+              <w:top w:type="dxa" w:w="90"/>
+              <w:left w:type="dxa" w:w="130"/>
+              <w:bottom w:type="dxa" w:w="90"/>
+              <w:right w:type="dxa" w:w="130"/>
+            </w:tcMar>
+          </w:tcPr>
+          <w:p>
+            <w:pPr>
+              <w:spacing w:after="0" w:line="260"/>
+            </w:pPr>
+            <w:r>
+              <w:rPr>
+                <w:rFonts w:ascii="Calibri" w:cs="Calibri" w:eastAsia="Calibri" w:hAnsi="Calibri"/>
+                <w:b w:val="false"/>
+                <w:bCs w:val="false"/>
+                <w:color w:val="000000"/>
+                <w:sz w:val="20"/>
+                <w:szCs w:val="20"/>
+              </w:rPr>
+              <w:t xml:space="preserve">Base case / do-nothing option</w:t>
+            </w:r>
+          </w:p>
+        </w:tc>
+        <w:tc>
+          <w:tcPr>
+            <w:tcW w:type="dxa" w:w="4400"/>
+            <w:shd w:fill="F5F6F8" w:color="auto" w:val="clear"/>
+            <w:tcMar>
+              <w:top w:type="dxa" w:w="90"/>
+              <w:left w:type="dxa" w:w="130"/>
+              <w:bottom w:type="dxa" w:w="90"/>
+              <w:right w:type="dxa" w:w="130"/>
+            </w:tcMar>
+          </w:tcPr>
+          <w:p>
+            <w:pPr>
+              <w:spacing w:after="0" w:line="260"/>
+            </w:pPr>
+            <w:r>
+              <w:rPr>
+                <w:rFonts w:ascii="Calibri" w:cs="Calibri" w:eastAsia="Calibri" w:hAnsi="Calibri"/>
+                <w:b w:val="false"/>
+                <w:bCs w:val="false"/>
+                <w:color w:val="000000"/>
+                <w:sz w:val="20"/>
+                <w:szCs w:val="20"/>
+              </w:rPr>
+              <w:t xml:space="preserve">Qué pasa si no se aprueba nada. La comparación real.</w:t>
+            </w:r>
+          </w:p>
+        </w:tc>
+      </w:tr>
+      <w:tr>
+        <w:tc>
+          <w:tcPr>
+            <w:tcW w:type="dxa" w:w="1900"/>
+            <w:shd w:fill="F5F6F8" w:color="auto" w:val="clear"/>
+            <w:tcMar>
+              <w:top w:type="dxa" w:w="90"/>
+              <w:left w:type="dxa" w:w="130"/>
+              <w:bottom w:type="dxa" w:w="90"/>
+              <w:right w:type="dxa" w:w="130"/>
+            </w:tcMar>
+          </w:tcPr>
+          <w:p>
+            <w:pPr>
+              <w:spacing w:after="0" w:line="260"/>
+            </w:pPr>
+            <w:r>
+              <w:rPr>
+                <w:rFonts w:ascii="Calibri" w:cs="Calibri" w:eastAsia="Calibri" w:hAnsi="Calibri"/>
+                <w:b w:val="false"/>
+                <w:bCs w:val="false"/>
+                <w:color w:val="000000"/>
+                <w:sz w:val="20"/>
+                <w:szCs w:val="20"/>
+              </w:rPr>
+              <w:t xml:space="preserve">Costo de oportunidad</w:t>
+            </w:r>
+          </w:p>
+        </w:tc>
+        <w:tc>
+          <w:tcPr>
+            <w:tcW w:type="dxa" w:w="3060"/>
+            <w:shd w:fill="F5F6F8" w:color="auto" w:val="clear"/>
+            <w:tcMar>
+              <w:top w:type="dxa" w:w="90"/>
+              <w:left w:type="dxa" w:w="130"/>
+              <w:bottom w:type="dxa" w:w="90"/>
+              <w:right w:type="dxa" w:w="130"/>
+            </w:tcMar>
+          </w:tcPr>
+          <w:p>
+            <w:pPr>
+              <w:spacing w:after="0" w:line="260"/>
+            </w:pPr>
+            <w:r>
+              <w:rPr>
+                <w:rFonts w:ascii="Calibri" w:cs="Calibri" w:eastAsia="Calibri" w:hAnsi="Calibri"/>
+                <w:b w:val="false"/>
+                <w:bCs w:val="false"/>
+                <w:color w:val="000000"/>
+                <w:sz w:val="20"/>
+                <w:szCs w:val="20"/>
+              </w:rPr>
+              <w:t xml:space="preserve">Opportunity cost</w:t>
+            </w:r>
+          </w:p>
+        </w:tc>
+        <w:tc>
+          <w:tcPr>
+            <w:tcW w:type="dxa" w:w="4400"/>
+            <w:shd w:fill="F5F6F8" w:color="auto" w:val="clear"/>
+            <w:tcMar>
+              <w:top w:type="dxa" w:w="90"/>
+              <w:left w:type="dxa" w:w="130"/>
+              <w:bottom w:type="dxa" w:w="90"/>
+              <w:right w:type="dxa" w:w="130"/>
+            </w:tcMar>
+          </w:tcPr>
+          <w:p>
+            <w:pPr>
+              <w:spacing w:after="0" w:line="260"/>
+            </w:pPr>
+            <w:r>
+              <w:rPr>
+                <w:rFonts w:ascii="Calibri" w:cs="Calibri" w:eastAsia="Calibri" w:hAnsi="Calibri"/>
+                <w:b w:val="false"/>
+                <w:bCs w:val="false"/>
+                <w:color w:val="000000"/>
+                <w:sz w:val="20"/>
+                <w:szCs w:val="20"/>
+              </w:rPr>
+              <w:t xml:space="preserve">Lo que se deja de hacer si esto se aprueba.</w:t>
+            </w:r>
+          </w:p>
+        </w:tc>
+      </w:tr>
+      <w:tr>
+        <w:tc>
+          <w:tcPr>
+            <w:tcW w:type="dxa" w:w="1900"/>
+            <w:shd w:fill="F5F6F8" w:color="auto" w:val="clear"/>
+            <w:tcMar>
+              <w:top w:type="dxa" w:w="90"/>
+              <w:left w:type="dxa" w:w="130"/>
+              <w:bottom w:type="dxa" w:w="90"/>
+              <w:right w:type="dxa" w:w="130"/>
+            </w:tcMar>
+          </w:tcPr>
+          <w:p>
+            <w:pPr>
+              <w:spacing w:after="0" w:line="260"/>
+            </w:pPr>
+            <w:r>
+              <w:rPr>
+                <w:rFonts w:ascii="Calibri" w:cs="Calibri" w:eastAsia="Calibri" w:hAnsi="Calibri"/>
+                <w:b w:val="false"/>
+                <w:bCs w:val="false"/>
+                <w:color w:val="000000"/>
+                <w:sz w:val="20"/>
+                <w:szCs w:val="20"/>
+              </w:rPr>
+              <w:t xml:space="preserve">Fases con puertas de decisión</w:t>
+            </w:r>
+          </w:p>
+        </w:tc>
+        <w:tc>
+          <w:tcPr>
+            <w:tcW w:type="dxa" w:w="3060"/>
+            <w:shd w:fill="F5F6F8" w:color="auto" w:val="clear"/>
+            <w:tcMar>
+              <w:top w:type="dxa" w:w="90"/>
+              <w:left w:type="dxa" w:w="130"/>
+              <w:bottom w:type="dxa" w:w="90"/>
+              <w:right w:type="dxa" w:w="130"/>
+            </w:tcMar>
+          </w:tcPr>
+          <w:p>
+            <w:pPr>
+              <w:spacing w:after="0" w:line="260"/>
+            </w:pPr>
+            <w:r>
+              <w:rPr>
+                <w:rFonts w:ascii="Calibri" w:cs="Calibri" w:eastAsia="Calibri" w:hAnsi="Calibri"/>
+                <w:b w:val="false"/>
+                <w:bCs w:val="false"/>
+                <w:color w:val="000000"/>
+                <w:sz w:val="20"/>
+                <w:szCs w:val="20"/>
+              </w:rPr>
+              <w:t xml:space="preserve">Stage gates</w:t>
+            </w:r>
+          </w:p>
+        </w:tc>
+        <w:tc>
+          <w:tcPr>
+            <w:tcW w:type="dxa" w:w="4400"/>
+            <w:shd w:fill="F5F6F8" w:color="auto" w:val="clear"/>
+            <w:tcMar>
+              <w:top w:type="dxa" w:w="90"/>
+              <w:left w:type="dxa" w:w="130"/>
+              <w:bottom w:type="dxa" w:w="90"/>
+              <w:right w:type="dxa" w:w="130"/>
+            </w:tcMar>
+          </w:tcPr>
+          <w:p>
+            <w:pPr>
+              <w:spacing w:after="0" w:line="260"/>
+            </w:pPr>
+            <w:r>
+              <w:rPr>
+                <w:rFonts w:ascii="Calibri" w:cs="Calibri" w:eastAsia="Calibri" w:hAnsi="Calibri"/>
+                <w:b w:val="false"/>
+                <w:bCs w:val="false"/>
+                <w:color w:val="000000"/>
+                <w:sz w:val="20"/>
+                <w:szCs w:val="20"/>
+              </w:rPr>
+              <w:t xml:space="preserve">Dividir la inversión en tramos con revisión entre uno y otro.</w:t>
+            </w:r>
+          </w:p>
+        </w:tc>
+      </w:tr>
+      <w:tr>
+        <w:tc>
+          <w:tcPr>
+            <w:tcW w:type="dxa" w:w="1900"/>
+            <w:shd w:fill="F5F6F8" w:color="auto" w:val="clear"/>
+            <w:tcMar>
+              <w:top w:type="dxa" w:w="90"/>
+              <w:left w:type="dxa" w:w="130"/>
+              <w:bottom w:type="dxa" w:w="90"/>
+              <w:right w:type="dxa" w:w="130"/>
+            </w:tcMar>
+          </w:tcPr>
+          <w:p>
+            <w:pPr>
+              <w:spacing w:after="0" w:line="260"/>
+            </w:pPr>
+            <w:r>
+              <w:rPr>
+                <w:rFonts w:ascii="Calibri" w:cs="Calibri" w:eastAsia="Calibri" w:hAnsi="Calibri"/>
+                <w:b w:val="false"/>
+                <w:bCs w:val="false"/>
+                <w:color w:val="000000"/>
+                <w:sz w:val="20"/>
+                <w:szCs w:val="20"/>
+              </w:rPr>
+              <w:t xml:space="preserve">Cerrar antes del foro</w:t>
+            </w:r>
+          </w:p>
+        </w:tc>
+        <w:tc>
+          <w:tcPr>
+            <w:tcW w:type="dxa" w:w="3060"/>
+            <w:shd w:fill="F5F6F8" w:color="auto" w:val="clear"/>
+            <w:tcMar>
+              <w:top w:type="dxa" w:w="90"/>
+              <w:left w:type="dxa" w:w="130"/>
+              <w:bottom w:type="dxa" w:w="90"/>
+              <w:right w:type="dxa" w:w="130"/>
+            </w:tcMar>
+          </w:tcPr>
+          <w:p>
+            <w:pPr>
+              <w:spacing w:after="0" w:line="260"/>
+            </w:pPr>
+            <w:r>
+              <w:rPr>
+                <w:rFonts w:ascii="Calibri" w:cs="Calibri" w:eastAsia="Calibri" w:hAnsi="Calibri"/>
+                <w:b w:val="false"/>
+                <w:bCs w:val="false"/>
+                <w:color w:val="000000"/>
+                <w:sz w:val="20"/>
+                <w:szCs w:val="20"/>
+              </w:rPr>
+              <w:t xml:space="preserve">Pre-wire / socialise</w:t>
+            </w:r>
+          </w:p>
+        </w:tc>
+        <w:tc>
+          <w:tcPr>
+            <w:tcW w:type="dxa" w:w="4400"/>
+            <w:shd w:fill="F5F6F8" w:color="auto" w:val="clear"/>
+            <w:tcMar>
+              <w:top w:type="dxa" w:w="90"/>
+              <w:left w:type="dxa" w:w="130"/>
+              <w:bottom w:type="dxa" w:w="90"/>
+              <w:right w:type="dxa" w:w="130"/>
+            </w:tcMar>
+          </w:tcPr>
+          <w:p>
+            <w:pPr>
+              <w:spacing w:after="0" w:line="260"/>
+            </w:pPr>
+            <w:r>
+              <w:rPr>
+                <w:rFonts w:ascii="Calibri" w:cs="Calibri" w:eastAsia="Calibri" w:hAnsi="Calibri"/>
+                <w:b w:val="false"/>
+                <w:bCs w:val="false"/>
+                <w:color w:val="000000"/>
+                <w:sz w:val="20"/>
+                <w:szCs w:val="20"/>
+              </w:rPr>
+              <w:t xml:space="preserve">Conversar el tema con cada decisor antes del comité.</w:t>
+            </w:r>
+          </w:p>
+        </w:tc>
+      </w:tr>
+      <w:tr>
+        <w:tc>
+          <w:tcPr>
+            <w:tcW w:type="dxa" w:w="1900"/>
+            <w:shd w:fill="F5F6F8" w:color="auto" w:val="clear"/>
+            <w:tcMar>
+              <w:top w:type="dxa" w:w="90"/>
+              <w:left w:type="dxa" w:w="130"/>
+              <w:bottom w:type="dxa" w:w="90"/>
+              <w:right w:type="dxa" w:w="130"/>
+            </w:tcMar>
+          </w:tcPr>
+          <w:p>
+            <w:pPr>
+              <w:spacing w:after="0" w:line="260"/>
+            </w:pPr>
+            <w:r>
+              <w:rPr>
+                <w:rFonts w:ascii="Calibri" w:cs="Calibri" w:eastAsia="Calibri" w:hAnsi="Calibri"/>
+                <w:b w:val="false"/>
+                <w:bCs w:val="false"/>
+                <w:color w:val="000000"/>
+                <w:sz w:val="20"/>
+                <w:szCs w:val="20"/>
+              </w:rPr>
+              <w:t xml:space="preserve">Excepción de política</w:t>
+            </w:r>
+          </w:p>
+        </w:tc>
+        <w:tc>
+          <w:tcPr>
+            <w:tcW w:type="dxa" w:w="3060"/>
+            <w:shd w:fill="F5F6F8" w:color="auto" w:val="clear"/>
+            <w:tcMar>
+              <w:top w:type="dxa" w:w="90"/>
+              <w:left w:type="dxa" w:w="130"/>
+              <w:bottom w:type="dxa" w:w="90"/>
+              <w:right w:type="dxa" w:w="130"/>
+            </w:tcMar>
+          </w:tcPr>
+          <w:p>
+            <w:pPr>
+              <w:spacing w:after="0" w:line="260"/>
+            </w:pPr>
+            <w:r>
+              <w:rPr>
+                <w:rFonts w:ascii="Calibri" w:cs="Calibri" w:eastAsia="Calibri" w:hAnsi="Calibri"/>
+                <w:b w:val="false"/>
+                <w:bCs w:val="false"/>
+                <w:color w:val="000000"/>
+                <w:sz w:val="20"/>
+                <w:szCs w:val="20"/>
+              </w:rPr>
+              <w:t xml:space="preserve">Policy exception / waiver</w:t>
+            </w:r>
+          </w:p>
+        </w:tc>
+        <w:tc>
+          <w:tcPr>
+            <w:tcW w:type="dxa" w:w="4400"/>
+            <w:shd w:fill="F5F6F8" w:color="auto" w:val="clear"/>
+            <w:tcMar>
+              <w:top w:type="dxa" w:w="90"/>
+              <w:left w:type="dxa" w:w="130"/>
+              <w:bottom w:type="dxa" w:w="90"/>
+              <w:right w:type="dxa" w:w="130"/>
+            </w:tcMar>
+          </w:tcPr>
+          <w:p>
+            <w:pPr>
+              <w:spacing w:after="0" w:line="260"/>
+            </w:pPr>
+            <w:r>
+              <w:rPr>
+                <w:rFonts w:ascii="Calibri" w:cs="Calibri" w:eastAsia="Calibri" w:hAnsi="Calibri"/>
+                <w:b w:val="false"/>
+                <w:bCs w:val="false"/>
+                <w:color w:val="000000"/>
+                <w:sz w:val="20"/>
+                <w:szCs w:val="20"/>
+              </w:rPr>
+              <w:t xml:space="preserve">Permiso formal para apartarse de un estándar.</w:t>
+            </w:r>
+          </w:p>
+        </w:tc>
+      </w:tr>
+      <w:tr>
+        <w:tc>
+          <w:tcPr>
+            <w:tcW w:type="dxa" w:w="1900"/>
+            <w:shd w:fill="F5F6F8" w:color="auto" w:val="clear"/>
+            <w:tcMar>
+              <w:top w:type="dxa" w:w="90"/>
+              <w:left w:type="dxa" w:w="130"/>
+              <w:bottom w:type="dxa" w:w="90"/>
+              <w:right w:type="dxa" w:w="130"/>
+            </w:tcMar>
+          </w:tcPr>
+          <w:p>
+            <w:pPr>
+              <w:spacing w:after="0" w:line="260"/>
+            </w:pPr>
+            <w:r>
+              <w:rPr>
+                <w:rFonts w:ascii="Calibri" w:cs="Calibri" w:eastAsia="Calibri" w:hAnsi="Calibri"/>
+                <w:b w:val="false"/>
+                <w:bCs w:val="false"/>
+                <w:color w:val="000000"/>
+                <w:sz w:val="20"/>
+                <w:szCs w:val="20"/>
+              </w:rPr>
+              <w:t xml:space="preserve">Conversación difícil</w:t>
+            </w:r>
+          </w:p>
+        </w:tc>
+        <w:tc>
+          <w:tcPr>
+            <w:tcW w:type="dxa" w:w="3060"/>
+            <w:shd w:fill="F5F6F8" w:color="auto" w:val="clear"/>
+            <w:tcMar>
+              <w:top w:type="dxa" w:w="90"/>
+              <w:left w:type="dxa" w:w="130"/>
+              <w:bottom w:type="dxa" w:w="90"/>
+              <w:right w:type="dxa" w:w="130"/>
+            </w:tcMar>
+          </w:tcPr>
+          <w:p>
+            <w:pPr>
+              <w:spacing w:after="0" w:line="260"/>
+            </w:pPr>
+            <w:r>
+              <w:rPr>
+                <w:rFonts w:ascii="Calibri" w:cs="Calibri" w:eastAsia="Calibri" w:hAnsi="Calibri"/>
+                <w:b w:val="false"/>
+                <w:bCs w:val="false"/>
+                <w:color w:val="000000"/>
+                <w:sz w:val="20"/>
+                <w:szCs w:val="20"/>
+              </w:rPr>
+              <w:t xml:space="preserve">Difficult conversation</w:t>
+            </w:r>
+          </w:p>
+        </w:tc>
+        <w:tc>
+          <w:tcPr>
+            <w:tcW w:type="dxa" w:w="4400"/>
+            <w:shd w:fill="F5F6F8" w:color="auto" w:val="clear"/>
+            <w:tcMar>
+              <w:top w:type="dxa" w:w="90"/>
+              <w:left w:type="dxa" w:w="130"/>
+              <w:bottom w:type="dxa" w:w="90"/>
+              <w:right w:type="dxa" w:w="130"/>
+            </w:tcMar>
+          </w:tcPr>
+          <w:p>
+            <w:pPr>
+              <w:spacing w:after="0" w:line="260"/>
+            </w:pPr>
+            <w:r>
+              <w:rPr>
+                <w:rFonts w:ascii="Calibri" w:cs="Calibri" w:eastAsia="Calibri" w:hAnsi="Calibri"/>
+                <w:b w:val="false"/>
+                <w:bCs w:val="false"/>
+                <w:color w:val="000000"/>
+                <w:sz w:val="20"/>
+                <w:szCs w:val="20"/>
+              </w:rPr>
+              <w:t xml:space="preserve">La que se pospone y cuesta más por posponerse.</w:t>
+            </w:r>
+          </w:p>
+        </w:tc>
+      </w:tr>
+      <w:tr>
+        <w:tc>
+          <w:tcPr>
+            <w:tcW w:type="dxa" w:w="1900"/>
+            <w:shd w:fill="F5F6F8" w:color="auto" w:val="clear"/>
+            <w:tcMar>
+              <w:top w:type="dxa" w:w="90"/>
+              <w:left w:type="dxa" w:w="130"/>
+              <w:bottom w:type="dxa" w:w="90"/>
+              <w:right w:type="dxa" w:w="130"/>
+            </w:tcMar>
+          </w:tcPr>
+          <w:p>
+            <w:pPr>
+              <w:spacing w:after="0" w:line="260"/>
+            </w:pPr>
+            <w:r>
+              <w:rPr>
+                <w:rFonts w:ascii="Calibri" w:cs="Calibri" w:eastAsia="Calibri" w:hAnsi="Calibri"/>
+                <w:b w:val="false"/>
+                <w:bCs w:val="false"/>
+                <w:color w:val="000000"/>
+                <w:sz w:val="20"/>
+                <w:szCs w:val="20"/>
+              </w:rPr>
+              <w:t xml:space="preserve">Intención frente a efecto</w:t>
+            </w:r>
+          </w:p>
+        </w:tc>
+        <w:tc>
+          <w:tcPr>
+            <w:tcW w:type="dxa" w:w="3060"/>
+            <w:shd w:fill="F5F6F8" w:color="auto" w:val="clear"/>
+            <w:tcMar>
+              <w:top w:type="dxa" w:w="90"/>
+              <w:left w:type="dxa" w:w="130"/>
+              <w:bottom w:type="dxa" w:w="90"/>
+              <w:right w:type="dxa" w:w="130"/>
+            </w:tcMar>
+          </w:tcPr>
+          <w:p>
+            <w:pPr>
+              <w:spacing w:after="0" w:line="260"/>
+            </w:pPr>
+            <w:r>
+              <w:rPr>
+                <w:rFonts w:ascii="Calibri" w:cs="Calibri" w:eastAsia="Calibri" w:hAnsi="Calibri"/>
+                <w:b w:val="false"/>
+                <w:bCs w:val="false"/>
+                <w:color w:val="000000"/>
+                <w:sz w:val="20"/>
+                <w:szCs w:val="20"/>
+              </w:rPr>
+              <w:t xml:space="preserve">Intent vs impact</w:t>
+            </w:r>
+          </w:p>
+        </w:tc>
+        <w:tc>
+          <w:tcPr>
+            <w:tcW w:type="dxa" w:w="4400"/>
+            <w:shd w:fill="F5F6F8" w:color="auto" w:val="clear"/>
+            <w:tcMar>
+              <w:top w:type="dxa" w:w="90"/>
+              <w:left w:type="dxa" w:w="130"/>
+              <w:bottom w:type="dxa" w:w="90"/>
+              <w:right w:type="dxa" w:w="130"/>
+            </w:tcMar>
+          </w:tcPr>
+          <w:p>
+            <w:pPr>
+              <w:spacing w:after="0" w:line="260"/>
+            </w:pPr>
+            <w:r>
+              <w:rPr>
+                <w:rFonts w:ascii="Calibri" w:cs="Calibri" w:eastAsia="Calibri" w:hAnsi="Calibri"/>
+                <w:b w:val="false"/>
+                <w:bCs w:val="false"/>
+                <w:color w:val="000000"/>
+                <w:sz w:val="20"/>
+                <w:szCs w:val="20"/>
+              </w:rPr>
+              <w:t xml:space="preserve">Distinguir lo que alguien quiso de lo que produjo.</w:t>
+            </w:r>
+          </w:p>
+        </w:tc>
+      </w:tr>
+      <w:tr>
+        <w:tc>
+          <w:tcPr>
+            <w:tcW w:type="dxa" w:w="1900"/>
+            <w:shd w:fill="F5F6F8" w:color="auto" w:val="clear"/>
+            <w:tcMar>
+              <w:top w:type="dxa" w:w="90"/>
+              <w:left w:type="dxa" w:w="130"/>
+              <w:bottom w:type="dxa" w:w="90"/>
+              <w:right w:type="dxa" w:w="130"/>
+            </w:tcMar>
+          </w:tcPr>
+          <w:p>
+            <w:pPr>
+              <w:spacing w:after="0" w:line="260"/>
+            </w:pPr>
+            <w:r>
+              <w:rPr>
+                <w:rFonts w:ascii="Calibri" w:cs="Calibri" w:eastAsia="Calibri" w:hAnsi="Calibri"/>
+                <w:b w:val="false"/>
+                <w:bCs w:val="false"/>
+                <w:color w:val="000000"/>
+                <w:sz w:val="20"/>
+                <w:szCs w:val="20"/>
+              </w:rPr>
+              <w:t xml:space="preserve">Retroalimentación en sándwich</w:t>
+            </w:r>
+          </w:p>
+        </w:tc>
+        <w:tc>
+          <w:tcPr>
+            <w:tcW w:type="dxa" w:w="3060"/>
+            <w:shd w:fill="F5F6F8" w:color="auto" w:val="clear"/>
+            <w:tcMar>
+              <w:top w:type="dxa" w:w="90"/>
+              <w:left w:type="dxa" w:w="130"/>
+              <w:bottom w:type="dxa" w:w="90"/>
+              <w:right w:type="dxa" w:w="130"/>
+            </w:tcMar>
+          </w:tcPr>
+          <w:p>
+            <w:pPr>
+              <w:spacing w:after="0" w:line="260"/>
+            </w:pPr>
+            <w:r>
+              <w:rPr>
+                <w:rFonts w:ascii="Calibri" w:cs="Calibri" w:eastAsia="Calibri" w:hAnsi="Calibri"/>
+                <w:b w:val="false"/>
+                <w:bCs w:val="false"/>
+                <w:color w:val="000000"/>
+                <w:sz w:val="20"/>
+                <w:szCs w:val="20"/>
+              </w:rPr>
+              <w:t xml:space="preserve">Feedback sandwich</w:t>
+            </w:r>
+          </w:p>
+        </w:tc>
+        <w:tc>
+          <w:tcPr>
+            <w:tcW w:type="dxa" w:w="4400"/>
+            <w:shd w:fill="F5F6F8" w:color="auto" w:val="clear"/>
+            <w:tcMar>
+              <w:top w:type="dxa" w:w="90"/>
+              <w:left w:type="dxa" w:w="130"/>
+              <w:bottom w:type="dxa" w:w="90"/>
+              <w:right w:type="dxa" w:w="130"/>
+            </w:tcMar>
+          </w:tcPr>
+          <w:p>
+            <w:pPr>
+              <w:spacing w:after="0" w:line="260"/>
+            </w:pPr>
+            <w:r>
+              <w:rPr>
+                <w:rFonts w:ascii="Calibri" w:cs="Calibri" w:eastAsia="Calibri" w:hAnsi="Calibri"/>
+                <w:b w:val="false"/>
+                <w:bCs w:val="false"/>
+                <w:color w:val="000000"/>
+                <w:sz w:val="20"/>
+                <w:szCs w:val="20"/>
+              </w:rPr>
+              <w:t xml:space="preserve">Elogio-crítica-elogio. No funciona.</w:t>
+            </w:r>
+          </w:p>
+        </w:tc>
+      </w:tr>
+      <w:tr>
+        <w:tc>
+          <w:tcPr>
+            <w:tcW w:type="dxa" w:w="1900"/>
+            <w:shd w:fill="F5F6F8" w:color="auto" w:val="clear"/>
+            <w:tcMar>
+              <w:top w:type="dxa" w:w="90"/>
+              <w:left w:type="dxa" w:w="130"/>
+              <w:bottom w:type="dxa" w:w="90"/>
+              <w:right w:type="dxa" w:w="130"/>
+            </w:tcMar>
+          </w:tcPr>
+          <w:p>
+            <w:pPr>
+              <w:spacing w:after="0" w:line="260"/>
+            </w:pPr>
+            <w:r>
+              <w:rPr>
+                <w:rFonts w:ascii="Calibri" w:cs="Calibri" w:eastAsia="Calibri" w:hAnsi="Calibri"/>
+                <w:b w:val="false"/>
+                <w:bCs w:val="false"/>
+                <w:color w:val="000000"/>
+                <w:sz w:val="20"/>
+                <w:szCs w:val="20"/>
+              </w:rPr>
+              <w:t xml:space="preserve">Traspaso</w:t>
+            </w:r>
+          </w:p>
+        </w:tc>
+        <w:tc>
+          <w:tcPr>
+            <w:tcW w:type="dxa" w:w="3060"/>
+            <w:shd w:fill="F5F6F8" w:color="auto" w:val="clear"/>
+            <w:tcMar>
+              <w:top w:type="dxa" w:w="90"/>
+              <w:left w:type="dxa" w:w="130"/>
+              <w:bottom w:type="dxa" w:w="90"/>
+              <w:right w:type="dxa" w:w="130"/>
+            </w:tcMar>
+          </w:tcPr>
+          <w:p>
+            <w:pPr>
+              <w:spacing w:after="0" w:line="260"/>
+            </w:pPr>
+            <w:r>
+              <w:rPr>
+                <w:rFonts w:ascii="Calibri" w:cs="Calibri" w:eastAsia="Calibri" w:hAnsi="Calibri"/>
+                <w:b w:val="false"/>
+                <w:bCs w:val="false"/>
+                <w:color w:val="000000"/>
+                <w:sz w:val="20"/>
+                <w:szCs w:val="20"/>
+              </w:rPr>
+              <w:t xml:space="preserve">Handover / knowledge transfer</w:t>
+            </w:r>
+          </w:p>
+        </w:tc>
+        <w:tc>
+          <w:tcPr>
+            <w:tcW w:type="dxa" w:w="4400"/>
+            <w:shd w:fill="F5F6F8" w:color="auto" w:val="clear"/>
+            <w:tcMar>
+              <w:top w:type="dxa" w:w="90"/>
+              <w:left w:type="dxa" w:w="130"/>
+              <w:bottom w:type="dxa" w:w="90"/>
+              <w:right w:type="dxa" w:w="130"/>
+            </w:tcMar>
+          </w:tcPr>
+          <w:p>
+            <w:pPr>
+              <w:spacing w:after="0" w:line="260"/>
+            </w:pPr>
+            <w:r>
+              <w:rPr>
+                <w:rFonts w:ascii="Calibri" w:cs="Calibri" w:eastAsia="Calibri" w:hAnsi="Calibri"/>
+                <w:b w:val="false"/>
+                <w:bCs w:val="false"/>
+                <w:color w:val="000000"/>
+                <w:sz w:val="20"/>
+                <w:szCs w:val="20"/>
+              </w:rPr>
+              <w:t xml:space="preserve">Transferencia de un sistema o proyecto a otra persona.</w:t>
+            </w:r>
+          </w:p>
+        </w:tc>
+      </w:tr>
+      <w:tr>
+        <w:tc>
+          <w:tcPr>
+            <w:tcW w:type="dxa" w:w="1900"/>
+            <w:shd w:fill="F5F6F8" w:color="auto" w:val="clear"/>
+            <w:tcMar>
+              <w:top w:type="dxa" w:w="90"/>
+              <w:left w:type="dxa" w:w="130"/>
+              <w:bottom w:type="dxa" w:w="90"/>
+              <w:right w:type="dxa" w:w="130"/>
+            </w:tcMar>
+          </w:tcPr>
+          <w:p>
+            <w:pPr>
+              <w:spacing w:after="0" w:line="260"/>
+            </w:pPr>
+            <w:r>
+              <w:rPr>
+                <w:rFonts w:ascii="Calibri" w:cs="Calibri" w:eastAsia="Calibri" w:hAnsi="Calibri"/>
+                <w:b w:val="false"/>
+                <w:bCs w:val="false"/>
+                <w:color w:val="000000"/>
+                <w:sz w:val="20"/>
+                <w:szCs w:val="20"/>
+              </w:rPr>
+              <w:t xml:space="preserve">Acompañamiento</w:t>
+            </w:r>
+          </w:p>
+        </w:tc>
+        <w:tc>
+          <w:tcPr>
+            <w:tcW w:type="dxa" w:w="3060"/>
+            <w:shd w:fill="F5F6F8" w:color="auto" w:val="clear"/>
+            <w:tcMar>
+              <w:top w:type="dxa" w:w="90"/>
+              <w:left w:type="dxa" w:w="130"/>
+              <w:bottom w:type="dxa" w:w="90"/>
+              <w:right w:type="dxa" w:w="130"/>
+            </w:tcMar>
+          </w:tcPr>
+          <w:p>
+            <w:pPr>
+              <w:spacing w:after="0" w:line="260"/>
+            </w:pPr>
+            <w:r>
+              <w:rPr>
+                <w:rFonts w:ascii="Calibri" w:cs="Calibri" w:eastAsia="Calibri" w:hAnsi="Calibri"/>
+                <w:b w:val="false"/>
+                <w:bCs w:val="false"/>
+                <w:color w:val="000000"/>
+                <w:sz w:val="20"/>
+                <w:szCs w:val="20"/>
+              </w:rPr>
+              <w:t xml:space="preserve">Shadowing</w:t>
+            </w:r>
+          </w:p>
+        </w:tc>
+        <w:tc>
+          <w:tcPr>
+            <w:tcW w:type="dxa" w:w="4400"/>
+            <w:shd w:fill="F5F6F8" w:color="auto" w:val="clear"/>
+            <w:tcMar>
+              <w:top w:type="dxa" w:w="90"/>
+              <w:left w:type="dxa" w:w="130"/>
+              <w:bottom w:type="dxa" w:w="90"/>
+              <w:right w:type="dxa" w:w="130"/>
+            </w:tcMar>
+          </w:tcPr>
+          <w:p>
+            <w:pPr>
+              <w:spacing w:after="0" w:line="260"/>
+            </w:pPr>
+            <w:r>
+              <w:rPr>
+                <w:rFonts w:ascii="Calibri" w:cs="Calibri" w:eastAsia="Calibri" w:hAnsi="Calibri"/>
+                <w:b w:val="false"/>
+                <w:bCs w:val="false"/>
+                <w:color w:val="000000"/>
+                <w:sz w:val="20"/>
+                <w:szCs w:val="20"/>
+              </w:rPr>
+              <w:t xml:space="preserve">Etapa en que el receptor observa antes de ejecutar.</w:t>
+            </w:r>
+          </w:p>
+        </w:tc>
+      </w:tr>
+      <w:tr>
+        <w:tc>
+          <w:tcPr>
+            <w:tcW w:type="dxa" w:w="1900"/>
+            <w:shd w:fill="F5F6F8" w:color="auto" w:val="clear"/>
+            <w:tcMar>
+              <w:top w:type="dxa" w:w="90"/>
+              <w:left w:type="dxa" w:w="130"/>
+              <w:bottom w:type="dxa" w:w="90"/>
+              <w:right w:type="dxa" w:w="130"/>
+            </w:tcMar>
+          </w:tcPr>
+          <w:p>
+            <w:pPr>
+              <w:spacing w:after="0" w:line="260"/>
+            </w:pPr>
+            <w:r>
+              <w:rPr>
+                <w:rFonts w:ascii="Calibri" w:cs="Calibri" w:eastAsia="Calibri" w:hAnsi="Calibri"/>
+                <w:b w:val="false"/>
+                <w:bCs w:val="false"/>
+                <w:color w:val="000000"/>
+                <w:sz w:val="20"/>
+                <w:szCs w:val="20"/>
+              </w:rPr>
+              <w:t xml:space="preserve">Manual de operación</w:t>
+            </w:r>
+          </w:p>
+        </w:tc>
+        <w:tc>
+          <w:tcPr>
+            <w:tcW w:type="dxa" w:w="3060"/>
+            <w:shd w:fill="F5F6F8" w:color="auto" w:val="clear"/>
+            <w:tcMar>
+              <w:top w:type="dxa" w:w="90"/>
+              <w:left w:type="dxa" w:w="130"/>
+              <w:bottom w:type="dxa" w:w="90"/>
+              <w:right w:type="dxa" w:w="130"/>
+            </w:tcMar>
+          </w:tcPr>
+          <w:p>
+            <w:pPr>
+              <w:spacing w:after="0" w:line="260"/>
+            </w:pPr>
+            <w:r>
+              <w:rPr>
+                <w:rFonts w:ascii="Calibri" w:cs="Calibri" w:eastAsia="Calibri" w:hAnsi="Calibri"/>
+                <w:b w:val="false"/>
+                <w:bCs w:val="false"/>
+                <w:color w:val="000000"/>
+                <w:sz w:val="20"/>
+                <w:szCs w:val="20"/>
+              </w:rPr>
+              <w:t xml:space="preserve">Runbook</w:t>
+            </w:r>
+          </w:p>
+        </w:tc>
+        <w:tc>
+          <w:tcPr>
+            <w:tcW w:type="dxa" w:w="4400"/>
+            <w:shd w:fill="F5F6F8" w:color="auto" w:val="clear"/>
+            <w:tcMar>
+              <w:top w:type="dxa" w:w="90"/>
+              <w:left w:type="dxa" w:w="130"/>
+              <w:bottom w:type="dxa" w:w="90"/>
+              <w:right w:type="dxa" w:w="130"/>
+            </w:tcMar>
+          </w:tcPr>
+          <w:p>
+            <w:pPr>
+              <w:spacing w:after="0" w:line="260"/>
+            </w:pPr>
+            <w:r>
+              <w:rPr>
+                <w:rFonts w:ascii="Calibri" w:cs="Calibri" w:eastAsia="Calibri" w:hAnsi="Calibri"/>
+                <w:b w:val="false"/>
+                <w:bCs w:val="false"/>
+                <w:color w:val="000000"/>
+                <w:sz w:val="20"/>
+                <w:szCs w:val="20"/>
+              </w:rPr>
+              <w:t xml:space="preserve">Documento con los procedimientos rutinarios y de incidente.</w:t>
+            </w:r>
+          </w:p>
+        </w:tc>
+      </w:tr>
+      <w:tr>
+        <w:tc>
+          <w:tcPr>
+            <w:tcW w:type="dxa" w:w="1900"/>
+            <w:shd w:fill="F5F6F8" w:color="auto" w:val="clear"/>
+            <w:tcMar>
+              <w:top w:type="dxa" w:w="90"/>
+              <w:left w:type="dxa" w:w="130"/>
+              <w:bottom w:type="dxa" w:w="90"/>
+              <w:right w:type="dxa" w:w="130"/>
+            </w:tcMar>
+          </w:tcPr>
+          <w:p>
+            <w:pPr>
+              <w:spacing w:after="0" w:line="260"/>
+            </w:pPr>
+            <w:r>
+              <w:rPr>
+                <w:rFonts w:ascii="Calibri" w:cs="Calibri" w:eastAsia="Calibri" w:hAnsi="Calibri"/>
+                <w:b w:val="false"/>
+                <w:bCs w:val="false"/>
+                <w:color w:val="000000"/>
+                <w:sz w:val="20"/>
+                <w:szCs w:val="20"/>
+              </w:rPr>
+              <w:t xml:space="preserve">Deuda técnica</w:t>
+            </w:r>
+          </w:p>
+        </w:tc>
+        <w:tc>
+          <w:tcPr>
+            <w:tcW w:type="dxa" w:w="3060"/>
+            <w:shd w:fill="F5F6F8" w:color="auto" w:val="clear"/>
+            <w:tcMar>
+              <w:top w:type="dxa" w:w="90"/>
+              <w:left w:type="dxa" w:w="130"/>
+              <w:bottom w:type="dxa" w:w="90"/>
+              <w:right w:type="dxa" w:w="130"/>
+            </w:tcMar>
+          </w:tcPr>
+          <w:p>
+            <w:pPr>
+              <w:spacing w:after="0" w:line="260"/>
+            </w:pPr>
+            <w:r>
+              <w:rPr>
+                <w:rFonts w:ascii="Calibri" w:cs="Calibri" w:eastAsia="Calibri" w:hAnsi="Calibri"/>
+                <w:b w:val="false"/>
+                <w:bCs w:val="false"/>
+                <w:color w:val="000000"/>
+                <w:sz w:val="20"/>
+                <w:szCs w:val="20"/>
+              </w:rPr>
+              <w:t xml:space="preserve">Technical debt</w:t>
+            </w:r>
+          </w:p>
+        </w:tc>
+        <w:tc>
+          <w:tcPr>
+            <w:tcW w:type="dxa" w:w="4400"/>
+            <w:shd w:fill="F5F6F8" w:color="auto" w:val="clear"/>
+            <w:tcMar>
+              <w:top w:type="dxa" w:w="90"/>
+              <w:left w:type="dxa" w:w="130"/>
+              <w:bottom w:type="dxa" w:w="90"/>
+              <w:right w:type="dxa" w:w="130"/>
+            </w:tcMar>
+          </w:tcPr>
+          <w:p>
+            <w:pPr>
+              <w:spacing w:after="0" w:line="260"/>
+            </w:pPr>
+            <w:r>
+              <w:rPr>
+                <w:rFonts w:ascii="Calibri" w:cs="Calibri" w:eastAsia="Calibri" w:hAnsi="Calibri"/>
+                <w:b w:val="false"/>
+                <w:bCs w:val="false"/>
+                <w:color w:val="000000"/>
+                <w:sz w:val="20"/>
+                <w:szCs w:val="20"/>
+              </w:rPr>
+              <w:t xml:space="preserve">Arreglos temporales que siguen ahí y acumulan costo.</w:t>
+            </w:r>
+          </w:p>
+        </w:tc>
+      </w:tr>
+      <w:tr>
+        <w:tc>
+          <w:tcPr>
+            <w:tcW w:type="dxa" w:w="1900"/>
+            <w:shd w:fill="F5F6F8" w:color="auto" w:val="clear"/>
+            <w:tcMar>
+              <w:top w:type="dxa" w:w="90"/>
+              <w:left w:type="dxa" w:w="130"/>
+              <w:bottom w:type="dxa" w:w="90"/>
+              <w:right w:type="dxa" w:w="130"/>
+            </w:tcMar>
+          </w:tcPr>
+          <w:p>
+            <w:pPr>
+              <w:spacing w:after="0" w:line="260"/>
+            </w:pPr>
+            <w:r>
+              <w:rPr>
+                <w:rFonts w:ascii="Calibri" w:cs="Calibri" w:eastAsia="Calibri" w:hAnsi="Calibri"/>
+                <w:b w:val="false"/>
+                <w:bCs w:val="false"/>
+                <w:color w:val="000000"/>
+                <w:sz w:val="20"/>
+                <w:szCs w:val="20"/>
+              </w:rPr>
+              <w:t xml:space="preserve">Maldición del conocimiento</w:t>
+            </w:r>
+          </w:p>
+        </w:tc>
+        <w:tc>
+          <w:tcPr>
+            <w:tcW w:type="dxa" w:w="3060"/>
+            <w:shd w:fill="F5F6F8" w:color="auto" w:val="clear"/>
+            <w:tcMar>
+              <w:top w:type="dxa" w:w="90"/>
+              <w:left w:type="dxa" w:w="130"/>
+              <w:bottom w:type="dxa" w:w="90"/>
+              <w:right w:type="dxa" w:w="130"/>
+            </w:tcMar>
+          </w:tcPr>
+          <w:p>
+            <w:pPr>
+              <w:spacing w:after="0" w:line="260"/>
+            </w:pPr>
+            <w:r>
+              <w:rPr>
+                <w:rFonts w:ascii="Calibri" w:cs="Calibri" w:eastAsia="Calibri" w:hAnsi="Calibri"/>
+                <w:b w:val="false"/>
+                <w:bCs w:val="false"/>
+                <w:color w:val="000000"/>
+                <w:sz w:val="20"/>
+                <w:szCs w:val="20"/>
+              </w:rPr>
+              <w:t xml:space="preserve">Curse of knowledge</w:t>
+            </w:r>
+          </w:p>
+        </w:tc>
+        <w:tc>
+          <w:tcPr>
+            <w:tcW w:type="dxa" w:w="4400"/>
+            <w:shd w:fill="F5F6F8" w:color="auto" w:val="clear"/>
+            <w:tcMar>
+              <w:top w:type="dxa" w:w="90"/>
+              <w:left w:type="dxa" w:w="130"/>
+              <w:bottom w:type="dxa" w:w="90"/>
+              <w:right w:type="dxa" w:w="130"/>
+            </w:tcMar>
+          </w:tcPr>
+          <w:p>
+            <w:pPr>
+              <w:spacing w:after="0" w:line="260"/>
+            </w:pPr>
+            <w:r>
+              <w:rPr>
+                <w:rFonts w:ascii="Calibri" w:cs="Calibri" w:eastAsia="Calibri" w:hAnsi="Calibri"/>
+                <w:b w:val="false"/>
+                <w:bCs w:val="false"/>
+                <w:color w:val="000000"/>
+                <w:sz w:val="20"/>
+                <w:szCs w:val="20"/>
+              </w:rPr>
+              <w:t xml:space="preserve">Dar por obvio lo que a ti te costó años entender.</w:t>
+            </w:r>
+          </w:p>
+        </w:tc>
+      </w:tr>
+      <w:tr>
+        <w:tc>
+          <w:tcPr>
+            <w:tcW w:type="dxa" w:w="1900"/>
+            <w:shd w:fill="F5F6F8" w:color="auto" w:val="clear"/>
+            <w:tcMar>
+              <w:top w:type="dxa" w:w="90"/>
+              <w:left w:type="dxa" w:w="130"/>
+              <w:bottom w:type="dxa" w:w="90"/>
+              <w:right w:type="dxa" w:w="130"/>
+            </w:tcMar>
+          </w:tcPr>
+          <w:p>
+            <w:pPr>
+              <w:spacing w:after="0" w:line="260"/>
+            </w:pPr>
+            <w:r>
+              <w:rPr>
+                <w:rFonts w:ascii="Calibri" w:cs="Calibri" w:eastAsia="Calibri" w:hAnsi="Calibri"/>
+                <w:b w:val="false"/>
+                <w:bCs w:val="false"/>
+                <w:color w:val="000000"/>
+                <w:sz w:val="20"/>
+                <w:szCs w:val="20"/>
+              </w:rPr>
+              <w:t xml:space="preserve">Orden de magnitud</w:t>
+            </w:r>
+          </w:p>
+        </w:tc>
+        <w:tc>
+          <w:tcPr>
+            <w:tcW w:type="dxa" w:w="3060"/>
+            <w:shd w:fill="F5F6F8" w:color="auto" w:val="clear"/>
+            <w:tcMar>
+              <w:top w:type="dxa" w:w="90"/>
+              <w:left w:type="dxa" w:w="130"/>
+              <w:bottom w:type="dxa" w:w="90"/>
+              <w:right w:type="dxa" w:w="130"/>
+            </w:tcMar>
+          </w:tcPr>
+          <w:p>
+            <w:pPr>
+              <w:spacing w:after="0" w:line="260"/>
+            </w:pPr>
+            <w:r>
+              <w:rPr>
+                <w:rFonts w:ascii="Calibri" w:cs="Calibri" w:eastAsia="Calibri" w:hAnsi="Calibri"/>
+                <w:b w:val="false"/>
+                <w:bCs w:val="false"/>
+                <w:color w:val="000000"/>
+                <w:sz w:val="20"/>
+                <w:szCs w:val="20"/>
+              </w:rPr>
+              <w:t xml:space="preserve">Order of magnitude</w:t>
+            </w:r>
+          </w:p>
+        </w:tc>
+        <w:tc>
+          <w:tcPr>
+            <w:tcW w:type="dxa" w:w="4400"/>
+            <w:shd w:fill="F5F6F8" w:color="auto" w:val="clear"/>
+            <w:tcMar>
+              <w:top w:type="dxa" w:w="90"/>
+              <w:left w:type="dxa" w:w="130"/>
+              <w:bottom w:type="dxa" w:w="90"/>
+              <w:right w:type="dxa" w:w="130"/>
+            </w:tcMar>
+          </w:tcPr>
+          <w:p>
+            <w:pPr>
+              <w:spacing w:after="0" w:line="260"/>
+            </w:pPr>
+            <w:r>
+              <w:rPr>
+                <w:rFonts w:ascii="Calibri" w:cs="Calibri" w:eastAsia="Calibri" w:hAnsi="Calibri"/>
+                <w:b w:val="false"/>
+                <w:bCs w:val="false"/>
+                <w:color w:val="000000"/>
+                <w:sz w:val="20"/>
+                <w:szCs w:val="20"/>
+              </w:rPr>
+              <w:t xml:space="preserve">La escala del número, antes que el número exacto.</w:t>
             </w:r>
           </w:p>
         </w:tc>

--- a/Guia-Principio-Piramide.docx
+++ b/Guia-Principio-Piramide.docx
@@ -741,6 +741,23 @@
           <w:szCs w:val="21"/>
         </w:rPr>
         <w:t xml:space="preserve">28. Glosario: los términos en su idioma original</w:t>
+      </w:r>
+    </w:p>
+    <w:p>
+      <w:pPr>
+        <w:spacing w:after="70" w:before="0"/>
+        <w:ind w:left="280"/>
+      </w:pPr>
+      <w:r>
+        <w:rPr>
+          <w:rFonts w:ascii="Calibri" w:cs="Calibri" w:eastAsia="Calibri" w:hAnsi="Calibri"/>
+          <w:b w:val="false"/>
+          <w:bCs w:val="false"/>
+          <w:color w:val="2E5090"/>
+          <w:sz w:val="21"/>
+          <w:szCs w:val="21"/>
+        </w:rPr>
+        <w:t xml:space="preserve">29. Fuentes y atribución</w:t>
       </w:r>
     </w:p>
     <w:p>
@@ -14921,6 +14938,475 @@
           <w:szCs w:val="10"/>
         </w:rPr>
         <w:t xml:space="preserve"/>
+      </w:r>
+    </w:p>
+    <w:p>
+      <w:pPr>
+        <w:pStyle w:val="Heading1"/>
+        <w:pBdr>
+          <w:bottom w:val="single" w:color="D0D3D9" w:sz="6" w:space="6"/>
+        </w:pBdr>
+        <w:spacing w:after="170" w:before="380"/>
+      </w:pPr>
+      <w:r>
+        <w:rPr>
+          <w:rFonts w:ascii="Calibri" w:cs="Calibri" w:eastAsia="Calibri" w:hAnsi="Calibri"/>
+          <w:b/>
+          <w:bCs/>
+          <w:color w:val="1F3864"/>
+          <w:sz w:val="30"/>
+          <w:szCs w:val="30"/>
+        </w:rPr>
+        <w:t xml:space="preserve">29. Fuentes y atribución</w:t>
+      </w:r>
+    </w:p>
+    <w:p>
+      <w:pPr>
+        <w:spacing w:after="140" w:before="0" w:line="280"/>
+        <w:jc w:val="both"/>
+      </w:pPr>
+      <w:r>
+        <w:rPr>
+          <w:rFonts w:ascii="Calibri" w:cs="Calibri" w:eastAsia="Calibri" w:hAnsi="Calibri"/>
+          <w:b w:val="false"/>
+          <w:bCs w:val="false"/>
+          <w:i w:val="false"/>
+          <w:iCs w:val="false"/>
+          <w:color w:val="000000"/>
+          <w:sz w:val="22"/>
+          <w:szCs w:val="22"/>
+        </w:rPr>
+        <w:t xml:space="preserve">Este documento es material original: el texto, los ejemplos y los casos fueron escritos para esta guía y no reproducen contenido de ninguna de las obras citadas. Lo que sí toma de ellas son los métodos, que pertenecen a sus autores y se acreditan aquí.</w:t>
+      </w:r>
+    </w:p>
+    <w:p>
+      <w:pPr>
+        <w:pStyle w:val="Heading2"/>
+        <w:spacing w:after="120" w:before="260"/>
+      </w:pPr>
+      <w:r>
+        <w:rPr>
+          <w:rFonts w:ascii="Calibri" w:cs="Calibri" w:eastAsia="Calibri" w:hAnsi="Calibri"/>
+          <w:b/>
+          <w:bCs/>
+          <w:color w:val="2E5090"/>
+          <w:sz w:val="24"/>
+          <w:szCs w:val="24"/>
+        </w:rPr>
+        <w:t xml:space="preserve">El método central</w:t>
+      </w:r>
+    </w:p>
+    <w:p>
+      <w:pPr>
+        <w:spacing w:after="140" w:before="0" w:line="280"/>
+        <w:jc w:val="both"/>
+      </w:pPr>
+      <w:r>
+        <w:rPr>
+          <w:rFonts w:ascii="Calibri" w:cs="Calibri" w:eastAsia="Calibri" w:hAnsi="Calibri"/>
+          <w:b w:val="false"/>
+          <w:bCs w:val="false"/>
+          <w:i w:val="false"/>
+          <w:iCs w:val="false"/>
+          <w:color w:val="000000"/>
+          <w:sz w:val="22"/>
+          <w:szCs w:val="22"/>
+        </w:rPr>
+        <w:t xml:space="preserve">La estructura piramidal, el patrón SCQA, el criterio MECE, la distinción entre orden de proceso, estructural y de grado, y el marco de definición del problema provienen de The Pyramid Principle: Logic in Writing and Thinking, de Barbara Minto (Pearson / Financial Times). Quien quiera la formulación original y sus ejemplos debe acudir al libro; esta guía no lo sustituye.</w:t>
+      </w:r>
+    </w:p>
+    <w:p>
+      <w:pPr>
+        <w:pStyle w:val="Heading2"/>
+        <w:spacing w:after="120" w:before="260"/>
+      </w:pPr>
+      <w:r>
+        <w:rPr>
+          <w:rFonts w:ascii="Calibri" w:cs="Calibri" w:eastAsia="Calibri" w:hAnsi="Calibri"/>
+          <w:b/>
+          <w:bCs/>
+          <w:color w:val="2E5090"/>
+          <w:sz w:val="24"/>
+          <w:szCs w:val="24"/>
+        </w:rPr>
+        <w:t xml:space="preserve">Otras fuentes</w:t>
+      </w:r>
+    </w:p>
+    <w:tbl>
+      <w:tblPr>
+        <w:tblW w:type="dxa" w:w="9360"/>
+        <w:tblBorders>
+          <w:top w:val="single" w:color="BFBFBF" w:sz="2"/>
+          <w:left w:val="single" w:color="BFBFBF" w:sz="2"/>
+          <w:bottom w:val="single" w:color="BFBFBF" w:sz="2"/>
+          <w:right w:val="single" w:color="BFBFBF" w:sz="2"/>
+          <w:insideH w:val="single" w:color="BFBFBF" w:sz="2"/>
+          <w:insideV w:val="single" w:color="BFBFBF" w:sz="2"/>
+        </w:tblBorders>
+      </w:tblPr>
+      <w:tblGrid>
+        <w:gridCol w:w="3900"/>
+        <w:gridCol w:w="5460"/>
+      </w:tblGrid>
+      <w:tr>
+        <w:trPr>
+          <w:tblHeader/>
+        </w:trPr>
+        <w:tc>
+          <w:tcPr>
+            <w:tcW w:type="dxa" w:w="3900"/>
+            <w:shd w:fill="1F3864" w:color="auto" w:val="clear"/>
+            <w:tcMar>
+              <w:top w:type="dxa" w:w="90"/>
+              <w:left w:type="dxa" w:w="130"/>
+              <w:bottom w:type="dxa" w:w="90"/>
+              <w:right w:type="dxa" w:w="130"/>
+            </w:tcMar>
+          </w:tcPr>
+          <w:p>
+            <w:pPr>
+              <w:spacing w:after="0" w:line="260"/>
+            </w:pPr>
+            <w:r>
+              <w:rPr>
+                <w:rFonts w:ascii="Calibri" w:cs="Calibri" w:eastAsia="Calibri" w:hAnsi="Calibri"/>
+                <w:b/>
+                <w:bCs/>
+                <w:color w:val="FFFFFF"/>
+                <w:sz w:val="20"/>
+                <w:szCs w:val="20"/>
+              </w:rPr>
+              <w:t xml:space="preserve">Idea</w:t>
+            </w:r>
+          </w:p>
+        </w:tc>
+        <w:tc>
+          <w:tcPr>
+            <w:tcW w:type="dxa" w:w="5460"/>
+            <w:shd w:fill="1F3864" w:color="auto" w:val="clear"/>
+            <w:tcMar>
+              <w:top w:type="dxa" w:w="90"/>
+              <w:left w:type="dxa" w:w="130"/>
+              <w:bottom w:type="dxa" w:w="90"/>
+              <w:right w:type="dxa" w:w="130"/>
+            </w:tcMar>
+          </w:tcPr>
+          <w:p>
+            <w:pPr>
+              <w:spacing w:after="0" w:line="260"/>
+            </w:pPr>
+            <w:r>
+              <w:rPr>
+                <w:rFonts w:ascii="Calibri" w:cs="Calibri" w:eastAsia="Calibri" w:hAnsi="Calibri"/>
+                <w:b/>
+                <w:bCs/>
+                <w:color w:val="FFFFFF"/>
+                <w:sz w:val="20"/>
+                <w:szCs w:val="20"/>
+              </w:rPr>
+              <w:t xml:space="preserve">Origen</w:t>
+            </w:r>
+          </w:p>
+        </w:tc>
+      </w:tr>
+      <w:tr>
+        <w:tc>
+          <w:tcPr>
+            <w:tcW w:type="dxa" w:w="3900"/>
+            <w:shd w:fill="F5F6F8" w:color="auto" w:val="clear"/>
+            <w:tcMar>
+              <w:top w:type="dxa" w:w="90"/>
+              <w:left w:type="dxa" w:w="130"/>
+              <w:bottom w:type="dxa" w:w="90"/>
+              <w:right w:type="dxa" w:w="130"/>
+            </w:tcMar>
+          </w:tcPr>
+          <w:p>
+            <w:pPr>
+              <w:spacing w:after="0" w:line="260"/>
+            </w:pPr>
+            <w:r>
+              <w:rPr>
+                <w:rFonts w:ascii="Calibri" w:cs="Calibri" w:eastAsia="Calibri" w:hAnsi="Calibri"/>
+                <w:b w:val="false"/>
+                <w:bCs w:val="false"/>
+                <w:color w:val="000000"/>
+                <w:sz w:val="20"/>
+                <w:szCs w:val="20"/>
+              </w:rPr>
+              <w:t xml:space="preserve">La distinción entre conducta e identidad, y entre intención y efecto, en las secciones 18 y 19</w:t>
+            </w:r>
+          </w:p>
+        </w:tc>
+        <w:tc>
+          <w:tcPr>
+            <w:tcW w:type="dxa" w:w="5460"/>
+            <w:shd w:fill="F5F6F8" w:color="auto" w:val="clear"/>
+            <w:tcMar>
+              <w:top w:type="dxa" w:w="90"/>
+              <w:left w:type="dxa" w:w="130"/>
+              <w:bottom w:type="dxa" w:w="90"/>
+              <w:right w:type="dxa" w:w="130"/>
+            </w:tcMar>
+          </w:tcPr>
+          <w:p>
+            <w:pPr>
+              <w:spacing w:after="0" w:line="260"/>
+            </w:pPr>
+            <w:r>
+              <w:rPr>
+                <w:rFonts w:ascii="Calibri" w:cs="Calibri" w:eastAsia="Calibri" w:hAnsi="Calibri"/>
+                <w:b w:val="false"/>
+                <w:bCs w:val="false"/>
+                <w:color w:val="000000"/>
+                <w:sz w:val="20"/>
+                <w:szCs w:val="20"/>
+              </w:rPr>
+              <w:t xml:space="preserve">Difficult Conversations: How to Discuss What Matters Most, de Douglas Stone, Bruce Patton y Sheila Heen (Harvard Negotiation Project).</w:t>
+            </w:r>
+          </w:p>
+        </w:tc>
+      </w:tr>
+      <w:tr>
+        <w:tc>
+          <w:tcPr>
+            <w:tcW w:type="dxa" w:w="3900"/>
+            <w:shd w:fill="F5F6F8" w:color="auto" w:val="clear"/>
+            <w:tcMar>
+              <w:top w:type="dxa" w:w="90"/>
+              <w:left w:type="dxa" w:w="130"/>
+              <w:bottom w:type="dxa" w:w="90"/>
+              <w:right w:type="dxa" w:w="130"/>
+            </w:tcMar>
+          </w:tcPr>
+          <w:p>
+            <w:pPr>
+              <w:spacing w:after="0" w:line="260"/>
+            </w:pPr>
+            <w:r>
+              <w:rPr>
+                <w:rFonts w:ascii="Calibri" w:cs="Calibri" w:eastAsia="Calibri" w:hAnsi="Calibri"/>
+                <w:b w:val="false"/>
+                <w:bCs w:val="false"/>
+                <w:color w:val="000000"/>
+                <w:sz w:val="20"/>
+                <w:szCs w:val="20"/>
+              </w:rPr>
+              <w:t xml:space="preserve">El diagnóstico como primer componente de una decisión, en la sección 17</w:t>
+            </w:r>
+          </w:p>
+        </w:tc>
+        <w:tc>
+          <w:tcPr>
+            <w:tcW w:type="dxa" w:w="5460"/>
+            <w:shd w:fill="F5F6F8" w:color="auto" w:val="clear"/>
+            <w:tcMar>
+              <w:top w:type="dxa" w:w="90"/>
+              <w:left w:type="dxa" w:w="130"/>
+              <w:bottom w:type="dxa" w:w="90"/>
+              <w:right w:type="dxa" w:w="130"/>
+            </w:tcMar>
+          </w:tcPr>
+          <w:p>
+            <w:pPr>
+              <w:spacing w:after="0" w:line="260"/>
+            </w:pPr>
+            <w:r>
+              <w:rPr>
+                <w:rFonts w:ascii="Calibri" w:cs="Calibri" w:eastAsia="Calibri" w:hAnsi="Calibri"/>
+                <w:b w:val="false"/>
+                <w:bCs w:val="false"/>
+                <w:color w:val="000000"/>
+                <w:sz w:val="20"/>
+                <w:szCs w:val="20"/>
+              </w:rPr>
+              <w:t xml:space="preserve">Good Strategy Bad Strategy, de Richard Rumelt.</w:t>
+            </w:r>
+          </w:p>
+        </w:tc>
+      </w:tr>
+      <w:tr>
+        <w:tc>
+          <w:tcPr>
+            <w:tcW w:type="dxa" w:w="3900"/>
+            <w:shd w:fill="F5F6F8" w:color="auto" w:val="clear"/>
+            <w:tcMar>
+              <w:top w:type="dxa" w:w="90"/>
+              <w:left w:type="dxa" w:w="130"/>
+              <w:bottom w:type="dxa" w:w="90"/>
+              <w:right w:type="dxa" w:w="130"/>
+            </w:tcMar>
+          </w:tcPr>
+          <w:p>
+            <w:pPr>
+              <w:spacing w:after="0" w:line="260"/>
+            </w:pPr>
+            <w:r>
+              <w:rPr>
+                <w:rFonts w:ascii="Calibri" w:cs="Calibri" w:eastAsia="Calibri" w:hAnsi="Calibri"/>
+                <w:b w:val="false"/>
+                <w:bCs w:val="false"/>
+                <w:color w:val="000000"/>
+                <w:sz w:val="20"/>
+                <w:szCs w:val="20"/>
+              </w:rPr>
+              <w:t xml:space="preserve">La maldición del conocimiento, en la sección 22</w:t>
+            </w:r>
+          </w:p>
+        </w:tc>
+        <w:tc>
+          <w:tcPr>
+            <w:tcW w:type="dxa" w:w="5460"/>
+            <w:shd w:fill="F5F6F8" w:color="auto" w:val="clear"/>
+            <w:tcMar>
+              <w:top w:type="dxa" w:w="90"/>
+              <w:left w:type="dxa" w:w="130"/>
+              <w:bottom w:type="dxa" w:w="90"/>
+              <w:right w:type="dxa" w:w="130"/>
+            </w:tcMar>
+          </w:tcPr>
+          <w:p>
+            <w:pPr>
+              <w:spacing w:after="0" w:line="260"/>
+            </w:pPr>
+            <w:r>
+              <w:rPr>
+                <w:rFonts w:ascii="Calibri" w:cs="Calibri" w:eastAsia="Calibri" w:hAnsi="Calibri"/>
+                <w:b w:val="false"/>
+                <w:bCs w:val="false"/>
+                <w:color w:val="000000"/>
+                <w:sz w:val="20"/>
+                <w:szCs w:val="20"/>
+              </w:rPr>
+              <w:t xml:space="preserve">Concepto de economía conductual acuñado por Camerer, Loewenstein y Weber, y popularizado por Chip y Dan Heath en Made to Stick.</w:t>
+            </w:r>
+          </w:p>
+        </w:tc>
+      </w:tr>
+      <w:tr>
+        <w:tc>
+          <w:tcPr>
+            <w:tcW w:type="dxa" w:w="3900"/>
+            <w:shd w:fill="F5F6F8" w:color="auto" w:val="clear"/>
+            <w:tcMar>
+              <w:top w:type="dxa" w:w="90"/>
+              <w:left w:type="dxa" w:w="130"/>
+              <w:bottom w:type="dxa" w:w="90"/>
+              <w:right w:type="dxa" w:w="130"/>
+            </w:tcMar>
+          </w:tcPr>
+          <w:p>
+            <w:pPr>
+              <w:spacing w:after="0" w:line="260"/>
+            </w:pPr>
+            <w:r>
+              <w:rPr>
+                <w:rFonts w:ascii="Calibri" w:cs="Calibri" w:eastAsia="Calibri" w:hAnsi="Calibri"/>
+                <w:b w:val="false"/>
+                <w:bCs w:val="false"/>
+                <w:color w:val="000000"/>
+                <w:sz w:val="20"/>
+                <w:szCs w:val="20"/>
+              </w:rPr>
+              <w:t xml:space="preserve">El hábito de preguntar antes de resolver, en el enfoque de las conversaciones</w:t>
+            </w:r>
+          </w:p>
+        </w:tc>
+        <w:tc>
+          <w:tcPr>
+            <w:tcW w:type="dxa" w:w="5460"/>
+            <w:shd w:fill="F5F6F8" w:color="auto" w:val="clear"/>
+            <w:tcMar>
+              <w:top w:type="dxa" w:w="90"/>
+              <w:left w:type="dxa" w:w="130"/>
+              <w:bottom w:type="dxa" w:w="90"/>
+              <w:right w:type="dxa" w:w="130"/>
+            </w:tcMar>
+          </w:tcPr>
+          <w:p>
+            <w:pPr>
+              <w:spacing w:after="0" w:line="260"/>
+            </w:pPr>
+            <w:r>
+              <w:rPr>
+                <w:rFonts w:ascii="Calibri" w:cs="Calibri" w:eastAsia="Calibri" w:hAnsi="Calibri"/>
+                <w:b w:val="false"/>
+                <w:bCs w:val="false"/>
+                <w:color w:val="000000"/>
+                <w:sz w:val="20"/>
+                <w:szCs w:val="20"/>
+              </w:rPr>
+              <w:t xml:space="preserve">The Coaching Habit, de Michael Bungay Stanier.</w:t>
+            </w:r>
+          </w:p>
+        </w:tc>
+      </w:tr>
+    </w:tbl>
+    <w:p>
+      <w:pPr>
+        <w:spacing w:after="200"/>
+      </w:pPr>
+      <w:r>
+        <w:rPr>
+          <w:sz w:val="10"/>
+          <w:szCs w:val="10"/>
+        </w:rPr>
+        <w:t xml:space="preserve"/>
+      </w:r>
+    </w:p>
+    <w:p>
+      <w:pPr>
+        <w:pStyle w:val="Heading2"/>
+        <w:spacing w:after="120" w:before="260"/>
+      </w:pPr>
+      <w:r>
+        <w:rPr>
+          <w:rFonts w:ascii="Calibri" w:cs="Calibri" w:eastAsia="Calibri" w:hAnsi="Calibri"/>
+          <w:b/>
+          <w:bCs/>
+          <w:color w:val="2E5090"/>
+          <w:sz w:val="24"/>
+          <w:szCs w:val="24"/>
+        </w:rPr>
+        <w:t xml:space="preserve">Sobre los ejemplos</w:t>
+      </w:r>
+    </w:p>
+    <w:p>
+      <w:pPr>
+        <w:spacing w:after="140" w:before="0" w:line="280"/>
+        <w:jc w:val="both"/>
+      </w:pPr>
+      <w:r>
+        <w:rPr>
+          <w:rFonts w:ascii="Calibri" w:cs="Calibri" w:eastAsia="Calibri" w:hAnsi="Calibri"/>
+          <w:b w:val="false"/>
+          <w:bCs w:val="false"/>
+          <w:i w:val="false"/>
+          <w:iCs w:val="false"/>
+          <w:color w:val="000000"/>
+          <w:sz w:val="22"/>
+          <w:szCs w:val="22"/>
+        </w:rPr>
+        <w:t xml:space="preserve">Todos los ejemplos son inventados. Las cifras, los portafolios, los modelos, los acreditados y las situaciones descritas no corresponden a ninguna institución concreta, y cualquier parecido con un caso real es consecuencia de que estos problemas se repiten en todas partes.</w:t>
+      </w:r>
+    </w:p>
+    <w:p>
+      <w:pPr>
+        <w:spacing w:after="140" w:before="0" w:line="280"/>
+        <w:jc w:val="both"/>
+      </w:pPr>
+      <w:r>
+        <w:rPr>
+          <w:rFonts w:ascii="Calibri" w:cs="Calibri" w:eastAsia="Calibri" w:hAnsi="Calibri"/>
+          <w:b w:val="false"/>
+          <w:bCs w:val="false"/>
+          <w:i w:val="false"/>
+          <w:iCs w:val="false"/>
+          <w:color w:val="000000"/>
+          <w:sz w:val="22"/>
+          <w:szCs w:val="22"/>
+        </w:rPr>
+        <w:t xml:space="preserve">Esta guía se comparte sin fines comerciales para uso de equipos. Si alguien la encuentra útil, el mejor gesto hacia los autores citados es comprar sus libros.</w:t>
       </w:r>
     </w:p>
     <w:sectPr>
